--- a/Library_Management_System_Implementation_Report_CR001-CR004.docx
+++ b/Library_Management_System_Implementation_Report_CR001-CR004.docx
@@ -4,7 +4,7 @@
   <w:body>
     <w:p>
       <w:pPr>
-        <w:spacing w:after="45" w:line="256" w:lineRule="auto"/>
+        <w:spacing w:after="45" w:line="360" w:lineRule="auto"/>
         <w:ind w:left="1474" w:right="1474" w:firstLine="0"/>
         <w:jc w:val="center"/>
       </w:pPr>
@@ -18,9 +18,13 @@
     </w:p>
     <w:p>
       <w:pPr>
-        <w:spacing w:after="0"/>
+        <w:spacing w:after="0" w:line="360" w:lineRule="auto"/>
         <w:ind w:left="0" w:firstLine="0"/>
         <w:jc w:val="center"/>
+        <w:rPr>
+          <w:b/>
+          <w:sz w:val="26"/>
+        </w:rPr>
       </w:pPr>
       <w:r>
         <w:rPr>
@@ -30,11 +34,18 @@
         <w:t>CR001-CR004: Library Management System Enhancements</w:t>
       </w:r>
     </w:p>
+    <w:p>
+      <w:pPr>
+        <w:spacing w:after="0"/>
+        <w:ind w:left="0" w:firstLine="0"/>
+        <w:jc w:val="center"/>
+      </w:pPr>
+    </w:p>
     <w:tbl>
       <w:tblPr>
         <w:tblStyle w:val="TableGrid"/>
-        <w:tblW w:w="7489" w:type="dxa"/>
-        <w:tblInd w:w="1071" w:type="dxa"/>
+        <w:tblW w:w="5000" w:type="pct"/>
+        <w:tblInd w:w="0" w:type="dxa"/>
         <w:tblCellMar>
           <w:left w:w="100" w:type="dxa"/>
           <w:right w:w="115" w:type="dxa"/>
@@ -42,8 +53,8 @@
         <w:tblLook w:val="04A0" w:firstRow="1" w:lastRow="0" w:firstColumn="1" w:lastColumn="0" w:noHBand="0" w:noVBand="1"/>
       </w:tblPr>
       <w:tblGrid>
-        <w:gridCol w:w="3752"/>
-        <w:gridCol w:w="3737"/>
+        <w:gridCol w:w="4817"/>
+        <w:gridCol w:w="4797"/>
       </w:tblGrid>
       <w:tr>
         <w:trPr>
@@ -51,7 +62,7 @@
         </w:trPr>
         <w:tc>
           <w:tcPr>
-            <w:tcW w:w="3752" w:type="dxa"/>
+            <w:tcW w:w="2505" w:type="pct"/>
             <w:tcBorders>
               <w:top w:val="single" w:sz="6" w:space="0" w:color="222222"/>
               <w:left w:val="single" w:sz="6" w:space="0" w:color="222222"/>
@@ -78,7 +89,7 @@
         </w:tc>
         <w:tc>
           <w:tcPr>
-            <w:tcW w:w="3737" w:type="dxa"/>
+            <w:tcW w:w="2495" w:type="pct"/>
             <w:tcBorders>
               <w:top w:val="single" w:sz="6" w:space="0" w:color="222222"/>
               <w:left w:val="single" w:sz="6" w:space="0" w:color="222222"/>
@@ -110,7 +121,7 @@
         </w:trPr>
         <w:tc>
           <w:tcPr>
-            <w:tcW w:w="3752" w:type="dxa"/>
+            <w:tcW w:w="2505" w:type="pct"/>
             <w:tcBorders>
               <w:top w:val="single" w:sz="6" w:space="0" w:color="222222"/>
               <w:left w:val="single" w:sz="6" w:space="0" w:color="222222"/>
@@ -135,7 +146,7 @@
         </w:tc>
         <w:tc>
           <w:tcPr>
-            <w:tcW w:w="3737" w:type="dxa"/>
+            <w:tcW w:w="2495" w:type="pct"/>
             <w:tcBorders>
               <w:top w:val="single" w:sz="6" w:space="0" w:color="222222"/>
               <w:left w:val="single" w:sz="6" w:space="0" w:color="222222"/>
@@ -165,7 +176,7 @@
         </w:trPr>
         <w:tc>
           <w:tcPr>
-            <w:tcW w:w="3752" w:type="dxa"/>
+            <w:tcW w:w="2505" w:type="pct"/>
             <w:tcBorders>
               <w:top w:val="single" w:sz="6" w:space="0" w:color="222222"/>
               <w:left w:val="single" w:sz="6" w:space="0" w:color="222222"/>
@@ -190,7 +201,7 @@
         </w:tc>
         <w:tc>
           <w:tcPr>
-            <w:tcW w:w="3737" w:type="dxa"/>
+            <w:tcW w:w="2495" w:type="pct"/>
             <w:tcBorders>
               <w:top w:val="single" w:sz="6" w:space="0" w:color="222222"/>
               <w:left w:val="single" w:sz="6" w:space="0" w:color="222222"/>
@@ -220,7 +231,7 @@
         </w:trPr>
         <w:tc>
           <w:tcPr>
-            <w:tcW w:w="3752" w:type="dxa"/>
+            <w:tcW w:w="2505" w:type="pct"/>
             <w:tcBorders>
               <w:top w:val="single" w:sz="6" w:space="0" w:color="222222"/>
               <w:left w:val="single" w:sz="6" w:space="0" w:color="222222"/>
@@ -245,7 +256,7 @@
         </w:tc>
         <w:tc>
           <w:tcPr>
-            <w:tcW w:w="3737" w:type="dxa"/>
+            <w:tcW w:w="2495" w:type="pct"/>
             <w:tcBorders>
               <w:top w:val="single" w:sz="6" w:space="0" w:color="222222"/>
               <w:left w:val="single" w:sz="6" w:space="0" w:color="222222"/>
@@ -281,7 +292,7 @@
         </w:trPr>
         <w:tc>
           <w:tcPr>
-            <w:tcW w:w="3752" w:type="dxa"/>
+            <w:tcW w:w="2505" w:type="pct"/>
             <w:tcBorders>
               <w:top w:val="single" w:sz="6" w:space="0" w:color="222222"/>
               <w:left w:val="single" w:sz="6" w:space="0" w:color="222222"/>
@@ -306,7 +317,7 @@
         </w:tc>
         <w:tc>
           <w:tcPr>
-            <w:tcW w:w="3737" w:type="dxa"/>
+            <w:tcW w:w="2495" w:type="pct"/>
             <w:tcBorders>
               <w:top w:val="single" w:sz="6" w:space="0" w:color="222222"/>
               <w:left w:val="single" w:sz="6" w:space="0" w:color="222222"/>
@@ -333,8 +344,6 @@
               </w:rPr>
               <w:t>, JFICT24_19, JFICT24_01, JFICT24_10</w:t>
             </w:r>
-            <w:bookmarkStart w:id="0" w:name="_GoBack"/>
-            <w:bookmarkEnd w:id="0"/>
           </w:p>
         </w:tc>
       </w:tr>
@@ -344,7 +353,7 @@
         </w:trPr>
         <w:tc>
           <w:tcPr>
-            <w:tcW w:w="3752" w:type="dxa"/>
+            <w:tcW w:w="2505" w:type="pct"/>
             <w:tcBorders>
               <w:top w:val="single" w:sz="6" w:space="0" w:color="222222"/>
               <w:left w:val="single" w:sz="6" w:space="0" w:color="222222"/>
@@ -369,7 +378,7 @@
         </w:tc>
         <w:tc>
           <w:tcPr>
-            <w:tcW w:w="3737" w:type="dxa"/>
+            <w:tcW w:w="2495" w:type="pct"/>
             <w:tcBorders>
               <w:top w:val="single" w:sz="6" w:space="0" w:color="222222"/>
               <w:left w:val="single" w:sz="6" w:space="0" w:color="222222"/>
@@ -399,7 +408,7 @@
         </w:trPr>
         <w:tc>
           <w:tcPr>
-            <w:tcW w:w="3752" w:type="dxa"/>
+            <w:tcW w:w="2505" w:type="pct"/>
             <w:tcBorders>
               <w:top w:val="single" w:sz="6" w:space="0" w:color="222222"/>
               <w:left w:val="single" w:sz="6" w:space="0" w:color="222222"/>
@@ -424,7 +433,7 @@
         </w:tc>
         <w:tc>
           <w:tcPr>
-            <w:tcW w:w="3737" w:type="dxa"/>
+            <w:tcW w:w="2495" w:type="pct"/>
             <w:tcBorders>
               <w:top w:val="single" w:sz="6" w:space="0" w:color="222222"/>
               <w:left w:val="single" w:sz="6" w:space="0" w:color="222222"/>
@@ -449,6 +458,12 @@
         </w:tc>
       </w:tr>
     </w:tbl>
+    <w:p>
+      <w:pPr>
+        <w:pStyle w:val="Heading1"/>
+        <w:ind w:left="-5"/>
+      </w:pPr>
+    </w:p>
     <w:p>
       <w:pPr>
         <w:pStyle w:val="Heading1"/>
@@ -469,7 +484,7 @@
     </w:p>
     <w:p>
       <w:pPr>
-        <w:spacing w:after="128"/>
+        <w:spacing w:after="128" w:line="360" w:lineRule="auto"/>
       </w:pPr>
       <w:r>
         <w:t>This report documents four enhancements to the Library Management System: student sign-in and personal borrowing/hold history (CR001); overdue fine calculation and reporting (CR002); search and status filtering of borrowing records (CR003); and overdue highlighting in the borrowing list (CR004).</w:t>
@@ -477,7 +492,7 @@
     </w:p>
     <w:p>
       <w:pPr>
-        <w:spacing w:after="186"/>
+        <w:spacing w:after="186" w:line="360" w:lineRule="auto"/>
       </w:pPr>
       <w:r>
         <w:t>The changes extend the existing librarian workflows while restricting student access to the signed-in student's own information. The fine rate implemented for CR002 is LKR 10 per overdue calendar day.</w:t>
@@ -494,573 +509,25 @@
     </w:p>
     <w:p>
       <w:pPr>
-        <w:ind w:left="190"/>
-      </w:pPr>
-      <w:r>
-        <w:rPr>
-          <w:rFonts w:ascii="Calibri" w:eastAsia="Calibri" w:hAnsi="Calibri" w:cs="Calibri"/>
-          <w:noProof/>
-          <w:color w:val="000000"/>
-          <w:sz w:val="22"/>
-        </w:rPr>
-        <mc:AlternateContent>
-          <mc:Choice Requires="wpg">
-            <w:drawing>
-              <wp:anchor distT="0" distB="0" distL="114300" distR="114300" simplePos="0" relativeHeight="251658240" behindDoc="0" locked="0" layoutInCell="1" allowOverlap="1">
-                <wp:simplePos x="0" y="0"/>
-                <wp:positionH relativeFrom="column">
-                  <wp:posOffset>114300</wp:posOffset>
-                </wp:positionH>
-                <wp:positionV relativeFrom="paragraph">
-                  <wp:posOffset>35311</wp:posOffset>
-                </wp:positionV>
-                <wp:extent cx="38100" cy="771525"/>
-                <wp:effectExtent l="0" t="0" r="0" b="0"/>
-                <wp:wrapSquare wrapText="bothSides"/>
-                <wp:docPr id="11483" name="Group 11483"/>
-                <wp:cNvGraphicFramePr/>
-                <a:graphic xmlns:a="http://schemas.openxmlformats.org/drawingml/2006/main">
-                  <a:graphicData uri="http://schemas.microsoft.com/office/word/2010/wordprocessingGroup">
-                    <wpg:wgp>
-                      <wpg:cNvGrpSpPr/>
-                      <wpg:grpSpPr>
-                        <a:xfrm>
-                          <a:off x="0" y="0"/>
-                          <a:ext cx="38100" cy="771525"/>
-                          <a:chOff x="0" y="0"/>
-                          <a:chExt cx="38100" cy="771525"/>
-                        </a:xfrm>
-                      </wpg:grpSpPr>
-                      <wps:wsp>
-                        <wps:cNvPr id="85" name="Shape 85"/>
-                        <wps:cNvSpPr/>
-                        <wps:spPr>
-                          <a:xfrm>
-                            <a:off x="0" y="0"/>
-                            <a:ext cx="38100" cy="38100"/>
-                          </a:xfrm>
-                          <a:custGeom>
-                            <a:avLst/>
-                            <a:gdLst/>
-                            <a:ahLst/>
-                            <a:cxnLst/>
-                            <a:rect l="0" t="0" r="0" b="0"/>
-                            <a:pathLst>
-                              <a:path w="38100" h="38100">
-                                <a:moveTo>
-                                  <a:pt x="19050" y="0"/>
-                                </a:moveTo>
-                                <a:cubicBezTo>
-                                  <a:pt x="21576" y="0"/>
-                                  <a:pt x="24006" y="483"/>
-                                  <a:pt x="26340" y="1449"/>
-                                </a:cubicBezTo>
-                                <a:cubicBezTo>
-                                  <a:pt x="28674" y="2416"/>
-                                  <a:pt x="30734" y="3793"/>
-                                  <a:pt x="32520" y="5579"/>
-                                </a:cubicBezTo>
-                                <a:cubicBezTo>
-                                  <a:pt x="34307" y="7365"/>
-                                  <a:pt x="35683" y="9425"/>
-                                  <a:pt x="36650" y="11759"/>
-                                </a:cubicBezTo>
-                                <a:cubicBezTo>
-                                  <a:pt x="37617" y="14093"/>
-                                  <a:pt x="38100" y="16523"/>
-                                  <a:pt x="38100" y="19050"/>
-                                </a:cubicBezTo>
-                                <a:cubicBezTo>
-                                  <a:pt x="38100" y="21576"/>
-                                  <a:pt x="37617" y="24006"/>
-                                  <a:pt x="36650" y="26339"/>
-                                </a:cubicBezTo>
-                                <a:cubicBezTo>
-                                  <a:pt x="35683" y="28673"/>
-                                  <a:pt x="34307" y="30733"/>
-                                  <a:pt x="32520" y="32520"/>
-                                </a:cubicBezTo>
-                                <a:cubicBezTo>
-                                  <a:pt x="30734" y="34306"/>
-                                  <a:pt x="28674" y="35683"/>
-                                  <a:pt x="26340" y="36649"/>
-                                </a:cubicBezTo>
-                                <a:cubicBezTo>
-                                  <a:pt x="24006" y="37616"/>
-                                  <a:pt x="21576" y="38099"/>
-                                  <a:pt x="19050" y="38100"/>
-                                </a:cubicBezTo>
-                                <a:cubicBezTo>
-                                  <a:pt x="16524" y="38099"/>
-                                  <a:pt x="14094" y="37616"/>
-                                  <a:pt x="11760" y="36649"/>
-                                </a:cubicBezTo>
-                                <a:cubicBezTo>
-                                  <a:pt x="9426" y="35682"/>
-                                  <a:pt x="7366" y="34306"/>
-                                  <a:pt x="5580" y="32520"/>
-                                </a:cubicBezTo>
-                                <a:cubicBezTo>
-                                  <a:pt x="3793" y="30733"/>
-                                  <a:pt x="2417" y="28673"/>
-                                  <a:pt x="1450" y="26339"/>
-                                </a:cubicBezTo>
-                                <a:cubicBezTo>
-                                  <a:pt x="483" y="24006"/>
-                                  <a:pt x="0" y="21576"/>
-                                  <a:pt x="0" y="19050"/>
-                                </a:cubicBezTo>
-                                <a:cubicBezTo>
-                                  <a:pt x="0" y="16523"/>
-                                  <a:pt x="483" y="14093"/>
-                                  <a:pt x="1450" y="11759"/>
-                                </a:cubicBezTo>
-                                <a:cubicBezTo>
-                                  <a:pt x="2417" y="9425"/>
-                                  <a:pt x="3793" y="7365"/>
-                                  <a:pt x="5580" y="5579"/>
-                                </a:cubicBezTo>
-                                <a:cubicBezTo>
-                                  <a:pt x="7366" y="3793"/>
-                                  <a:pt x="9426" y="2416"/>
-                                  <a:pt x="11760" y="1449"/>
-                                </a:cubicBezTo>
-                                <a:cubicBezTo>
-                                  <a:pt x="14094" y="483"/>
-                                  <a:pt x="16524" y="0"/>
-                                  <a:pt x="19050" y="0"/>
-                                </a:cubicBezTo>
-                                <a:close/>
-                              </a:path>
-                            </a:pathLst>
-                          </a:custGeom>
-                          <a:ln w="0" cap="flat">
-                            <a:miter lim="127000"/>
-                          </a:ln>
-                        </wps:spPr>
-                        <wps:style>
-                          <a:lnRef idx="0">
-                            <a:srgbClr val="000000">
-                              <a:alpha val="0"/>
-                            </a:srgbClr>
-                          </a:lnRef>
-                          <a:fillRef idx="1">
-                            <a:srgbClr val="111111"/>
-                          </a:fillRef>
-                          <a:effectRef idx="0">
-                            <a:scrgbClr r="0" g="0" b="0"/>
-                          </a:effectRef>
-                          <a:fontRef idx="none"/>
-                        </wps:style>
-                        <wps:bodyPr/>
-                      </wps:wsp>
-                      <wps:wsp>
-                        <wps:cNvPr id="87" name="Shape 87"/>
-                        <wps:cNvSpPr/>
-                        <wps:spPr>
-                          <a:xfrm>
-                            <a:off x="0" y="190500"/>
-                            <a:ext cx="38100" cy="38100"/>
-                          </a:xfrm>
-                          <a:custGeom>
-                            <a:avLst/>
-                            <a:gdLst/>
-                            <a:ahLst/>
-                            <a:cxnLst/>
-                            <a:rect l="0" t="0" r="0" b="0"/>
-                            <a:pathLst>
-                              <a:path w="38100" h="38100">
-                                <a:moveTo>
-                                  <a:pt x="19050" y="0"/>
-                                </a:moveTo>
-                                <a:cubicBezTo>
-                                  <a:pt x="21576" y="0"/>
-                                  <a:pt x="24006" y="483"/>
-                                  <a:pt x="26340" y="1450"/>
-                                </a:cubicBezTo>
-                                <a:cubicBezTo>
-                                  <a:pt x="28674" y="2417"/>
-                                  <a:pt x="30734" y="3793"/>
-                                  <a:pt x="32520" y="5579"/>
-                                </a:cubicBezTo>
-                                <a:cubicBezTo>
-                                  <a:pt x="34307" y="7365"/>
-                                  <a:pt x="35683" y="9425"/>
-                                  <a:pt x="36650" y="11759"/>
-                                </a:cubicBezTo>
-                                <a:cubicBezTo>
-                                  <a:pt x="37617" y="14093"/>
-                                  <a:pt x="38100" y="16523"/>
-                                  <a:pt x="38100" y="19050"/>
-                                </a:cubicBezTo>
-                                <a:cubicBezTo>
-                                  <a:pt x="38100" y="21576"/>
-                                  <a:pt x="37617" y="24006"/>
-                                  <a:pt x="36650" y="26339"/>
-                                </a:cubicBezTo>
-                                <a:cubicBezTo>
-                                  <a:pt x="35683" y="28673"/>
-                                  <a:pt x="34307" y="30733"/>
-                                  <a:pt x="32520" y="32520"/>
-                                </a:cubicBezTo>
-                                <a:cubicBezTo>
-                                  <a:pt x="30734" y="34306"/>
-                                  <a:pt x="28674" y="35682"/>
-                                  <a:pt x="26340" y="36649"/>
-                                </a:cubicBezTo>
-                                <a:cubicBezTo>
-                                  <a:pt x="24006" y="37616"/>
-                                  <a:pt x="21576" y="38099"/>
-                                  <a:pt x="19050" y="38100"/>
-                                </a:cubicBezTo>
-                                <a:cubicBezTo>
-                                  <a:pt x="16524" y="38099"/>
-                                  <a:pt x="14094" y="37616"/>
-                                  <a:pt x="11760" y="36649"/>
-                                </a:cubicBezTo>
-                                <a:cubicBezTo>
-                                  <a:pt x="9426" y="35683"/>
-                                  <a:pt x="7366" y="34306"/>
-                                  <a:pt x="5580" y="32520"/>
-                                </a:cubicBezTo>
-                                <a:cubicBezTo>
-                                  <a:pt x="3793" y="30733"/>
-                                  <a:pt x="2417" y="28673"/>
-                                  <a:pt x="1450" y="26339"/>
-                                </a:cubicBezTo>
-                                <a:cubicBezTo>
-                                  <a:pt x="483" y="24006"/>
-                                  <a:pt x="0" y="21576"/>
-                                  <a:pt x="0" y="19050"/>
-                                </a:cubicBezTo>
-                                <a:cubicBezTo>
-                                  <a:pt x="0" y="16523"/>
-                                  <a:pt x="483" y="14093"/>
-                                  <a:pt x="1450" y="11759"/>
-                                </a:cubicBezTo>
-                                <a:cubicBezTo>
-                                  <a:pt x="2417" y="9425"/>
-                                  <a:pt x="3793" y="7365"/>
-                                  <a:pt x="5580" y="5579"/>
-                                </a:cubicBezTo>
-                                <a:cubicBezTo>
-                                  <a:pt x="7366" y="3793"/>
-                                  <a:pt x="9426" y="2417"/>
-                                  <a:pt x="11760" y="1450"/>
-                                </a:cubicBezTo>
-                                <a:cubicBezTo>
-                                  <a:pt x="14094" y="483"/>
-                                  <a:pt x="16524" y="0"/>
-                                  <a:pt x="19050" y="0"/>
-                                </a:cubicBezTo>
-                                <a:close/>
-                              </a:path>
-                            </a:pathLst>
-                          </a:custGeom>
-                          <a:ln w="0" cap="flat">
-                            <a:miter lim="127000"/>
-                          </a:ln>
-                        </wps:spPr>
-                        <wps:style>
-                          <a:lnRef idx="0">
-                            <a:srgbClr val="000000">
-                              <a:alpha val="0"/>
-                            </a:srgbClr>
-                          </a:lnRef>
-                          <a:fillRef idx="1">
-                            <a:srgbClr val="111111"/>
-                          </a:fillRef>
-                          <a:effectRef idx="0">
-                            <a:scrgbClr r="0" g="0" b="0"/>
-                          </a:effectRef>
-                          <a:fontRef idx="none"/>
-                        </wps:style>
-                        <wps:bodyPr/>
-                      </wps:wsp>
-                      <wps:wsp>
-                        <wps:cNvPr id="90" name="Shape 90"/>
-                        <wps:cNvSpPr/>
-                        <wps:spPr>
-                          <a:xfrm>
-                            <a:off x="0" y="542925"/>
-                            <a:ext cx="38100" cy="38100"/>
-                          </a:xfrm>
-                          <a:custGeom>
-                            <a:avLst/>
-                            <a:gdLst/>
-                            <a:ahLst/>
-                            <a:cxnLst/>
-                            <a:rect l="0" t="0" r="0" b="0"/>
-                            <a:pathLst>
-                              <a:path w="38100" h="38100">
-                                <a:moveTo>
-                                  <a:pt x="19050" y="0"/>
-                                </a:moveTo>
-                                <a:cubicBezTo>
-                                  <a:pt x="21576" y="0"/>
-                                  <a:pt x="24006" y="483"/>
-                                  <a:pt x="26340" y="1449"/>
-                                </a:cubicBezTo>
-                                <a:cubicBezTo>
-                                  <a:pt x="28674" y="2416"/>
-                                  <a:pt x="30734" y="3793"/>
-                                  <a:pt x="32520" y="5579"/>
-                                </a:cubicBezTo>
-                                <a:cubicBezTo>
-                                  <a:pt x="34307" y="7365"/>
-                                  <a:pt x="35683" y="9425"/>
-                                  <a:pt x="36650" y="11759"/>
-                                </a:cubicBezTo>
-                                <a:cubicBezTo>
-                                  <a:pt x="37617" y="14093"/>
-                                  <a:pt x="38100" y="16523"/>
-                                  <a:pt x="38100" y="19050"/>
-                                </a:cubicBezTo>
-                                <a:cubicBezTo>
-                                  <a:pt x="38100" y="21576"/>
-                                  <a:pt x="37617" y="24006"/>
-                                  <a:pt x="36650" y="26339"/>
-                                </a:cubicBezTo>
-                                <a:cubicBezTo>
-                                  <a:pt x="35683" y="28673"/>
-                                  <a:pt x="34307" y="30733"/>
-                                  <a:pt x="32520" y="32519"/>
-                                </a:cubicBezTo>
-                                <a:cubicBezTo>
-                                  <a:pt x="30734" y="34306"/>
-                                  <a:pt x="28674" y="35683"/>
-                                  <a:pt x="26340" y="36649"/>
-                                </a:cubicBezTo>
-                                <a:cubicBezTo>
-                                  <a:pt x="24006" y="37616"/>
-                                  <a:pt x="21576" y="38099"/>
-                                  <a:pt x="19050" y="38100"/>
-                                </a:cubicBezTo>
-                                <a:cubicBezTo>
-                                  <a:pt x="16524" y="38099"/>
-                                  <a:pt x="14094" y="37616"/>
-                                  <a:pt x="11760" y="36649"/>
-                                </a:cubicBezTo>
-                                <a:cubicBezTo>
-                                  <a:pt x="9426" y="35683"/>
-                                  <a:pt x="7366" y="34306"/>
-                                  <a:pt x="5580" y="32519"/>
-                                </a:cubicBezTo>
-                                <a:cubicBezTo>
-                                  <a:pt x="3793" y="30733"/>
-                                  <a:pt x="2417" y="28673"/>
-                                  <a:pt x="1450" y="26339"/>
-                                </a:cubicBezTo>
-                                <a:cubicBezTo>
-                                  <a:pt x="483" y="24006"/>
-                                  <a:pt x="0" y="21576"/>
-                                  <a:pt x="0" y="19050"/>
-                                </a:cubicBezTo>
-                                <a:cubicBezTo>
-                                  <a:pt x="0" y="16523"/>
-                                  <a:pt x="483" y="14093"/>
-                                  <a:pt x="1450" y="11759"/>
-                                </a:cubicBezTo>
-                                <a:cubicBezTo>
-                                  <a:pt x="2417" y="9425"/>
-                                  <a:pt x="3793" y="7365"/>
-                                  <a:pt x="5580" y="5579"/>
-                                </a:cubicBezTo>
-                                <a:cubicBezTo>
-                                  <a:pt x="7366" y="3793"/>
-                                  <a:pt x="9426" y="2416"/>
-                                  <a:pt x="11760" y="1449"/>
-                                </a:cubicBezTo>
-                                <a:cubicBezTo>
-                                  <a:pt x="14094" y="483"/>
-                                  <a:pt x="16524" y="0"/>
-                                  <a:pt x="19050" y="0"/>
-                                </a:cubicBezTo>
-                                <a:close/>
-                              </a:path>
-                            </a:pathLst>
-                          </a:custGeom>
-                          <a:ln w="0" cap="flat">
-                            <a:miter lim="127000"/>
-                          </a:ln>
-                        </wps:spPr>
-                        <wps:style>
-                          <a:lnRef idx="0">
-                            <a:srgbClr val="000000">
-                              <a:alpha val="0"/>
-                            </a:srgbClr>
-                          </a:lnRef>
-                          <a:fillRef idx="1">
-                            <a:srgbClr val="111111"/>
-                          </a:fillRef>
-                          <a:effectRef idx="0">
-                            <a:scrgbClr r="0" g="0" b="0"/>
-                          </a:effectRef>
-                          <a:fontRef idx="none"/>
-                        </wps:style>
-                        <wps:bodyPr/>
-                      </wps:wsp>
-                      <wps:wsp>
-                        <wps:cNvPr id="92" name="Shape 92"/>
-                        <wps:cNvSpPr/>
-                        <wps:spPr>
-                          <a:xfrm>
-                            <a:off x="0" y="733425"/>
-                            <a:ext cx="38100" cy="38100"/>
-                          </a:xfrm>
-                          <a:custGeom>
-                            <a:avLst/>
-                            <a:gdLst/>
-                            <a:ahLst/>
-                            <a:cxnLst/>
-                            <a:rect l="0" t="0" r="0" b="0"/>
-                            <a:pathLst>
-                              <a:path w="38100" h="38100">
-                                <a:moveTo>
-                                  <a:pt x="19050" y="0"/>
-                                </a:moveTo>
-                                <a:cubicBezTo>
-                                  <a:pt x="21576" y="0"/>
-                                  <a:pt x="24006" y="483"/>
-                                  <a:pt x="26340" y="1450"/>
-                                </a:cubicBezTo>
-                                <a:cubicBezTo>
-                                  <a:pt x="28674" y="2417"/>
-                                  <a:pt x="30734" y="3793"/>
-                                  <a:pt x="32520" y="5579"/>
-                                </a:cubicBezTo>
-                                <a:cubicBezTo>
-                                  <a:pt x="34307" y="7365"/>
-                                  <a:pt x="35683" y="9425"/>
-                                  <a:pt x="36650" y="11759"/>
-                                </a:cubicBezTo>
-                                <a:cubicBezTo>
-                                  <a:pt x="37617" y="14093"/>
-                                  <a:pt x="38100" y="16523"/>
-                                  <a:pt x="38100" y="19050"/>
-                                </a:cubicBezTo>
-                                <a:cubicBezTo>
-                                  <a:pt x="38100" y="21576"/>
-                                  <a:pt x="37617" y="24006"/>
-                                  <a:pt x="36650" y="26339"/>
-                                </a:cubicBezTo>
-                                <a:cubicBezTo>
-                                  <a:pt x="35683" y="28673"/>
-                                  <a:pt x="34307" y="30733"/>
-                                  <a:pt x="32520" y="32520"/>
-                                </a:cubicBezTo>
-                                <a:cubicBezTo>
-                                  <a:pt x="30734" y="34306"/>
-                                  <a:pt x="28674" y="35683"/>
-                                  <a:pt x="26340" y="36649"/>
-                                </a:cubicBezTo>
-                                <a:cubicBezTo>
-                                  <a:pt x="24006" y="37616"/>
-                                  <a:pt x="21576" y="38099"/>
-                                  <a:pt x="19050" y="38100"/>
-                                </a:cubicBezTo>
-                                <a:cubicBezTo>
-                                  <a:pt x="16524" y="38099"/>
-                                  <a:pt x="14094" y="37616"/>
-                                  <a:pt x="11760" y="36649"/>
-                                </a:cubicBezTo>
-                                <a:cubicBezTo>
-                                  <a:pt x="9426" y="35683"/>
-                                  <a:pt x="7366" y="34306"/>
-                                  <a:pt x="5580" y="32520"/>
-                                </a:cubicBezTo>
-                                <a:cubicBezTo>
-                                  <a:pt x="3793" y="30733"/>
-                                  <a:pt x="2417" y="28673"/>
-                                  <a:pt x="1450" y="26339"/>
-                                </a:cubicBezTo>
-                                <a:cubicBezTo>
-                                  <a:pt x="483" y="24006"/>
-                                  <a:pt x="0" y="21576"/>
-                                  <a:pt x="0" y="19050"/>
-                                </a:cubicBezTo>
-                                <a:cubicBezTo>
-                                  <a:pt x="0" y="16523"/>
-                                  <a:pt x="483" y="14093"/>
-                                  <a:pt x="1450" y="11759"/>
-                                </a:cubicBezTo>
-                                <a:cubicBezTo>
-                                  <a:pt x="2417" y="9425"/>
-                                  <a:pt x="3793" y="7365"/>
-                                  <a:pt x="5580" y="5579"/>
-                                </a:cubicBezTo>
-                                <a:cubicBezTo>
-                                  <a:pt x="7366" y="3793"/>
-                                  <a:pt x="9426" y="2417"/>
-                                  <a:pt x="11760" y="1450"/>
-                                </a:cubicBezTo>
-                                <a:cubicBezTo>
-                                  <a:pt x="14094" y="483"/>
-                                  <a:pt x="16524" y="0"/>
-                                  <a:pt x="19050" y="0"/>
-                                </a:cubicBezTo>
-                                <a:close/>
-                              </a:path>
-                            </a:pathLst>
-                          </a:custGeom>
-                          <a:ln w="0" cap="flat">
-                            <a:miter lim="127000"/>
-                          </a:ln>
-                        </wps:spPr>
-                        <wps:style>
-                          <a:lnRef idx="0">
-                            <a:srgbClr val="000000">
-                              <a:alpha val="0"/>
-                            </a:srgbClr>
-                          </a:lnRef>
-                          <a:fillRef idx="1">
-                            <a:srgbClr val="111111"/>
-                          </a:fillRef>
-                          <a:effectRef idx="0">
-                            <a:scrgbClr r="0" g="0" b="0"/>
-                          </a:effectRef>
-                          <a:fontRef idx="none"/>
-                        </wps:style>
-                        <wps:bodyPr/>
-                      </wps:wsp>
-                    </wpg:wgp>
-                  </a:graphicData>
-                </a:graphic>
-              </wp:anchor>
-            </w:drawing>
-          </mc:Choice>
-          <mc:Fallback xmlns:a="http://schemas.openxmlformats.org/drawingml/2006/main">
-            <w:pict>
-              <v:group id="Group 11483" style="width:3pt;height:60.75pt;position:absolute;mso-position-horizontal-relative:text;mso-position-horizontal:absolute;margin-left:9pt;mso-position-vertical-relative:text;margin-top:2.78036pt;" coordsize="381,7715">
-                <v:shape id="Shape 85" style="position:absolute;width:381;height:381;left:0;top:0;" coordsize="38100,38100" path="m19050,0c21576,0,24006,483,26340,1449c28674,2416,30734,3793,32520,5579c34307,7365,35683,9425,36650,11759c37617,14093,38100,16523,38100,19050c38100,21576,37617,24006,36650,26339c35683,28673,34307,30733,32520,32520c30734,34306,28674,35683,26340,36649c24006,37616,21576,38099,19050,38100c16524,38099,14094,37616,11760,36649c9426,35682,7366,34306,5580,32520c3793,30733,2417,28673,1450,26339c483,24006,0,21576,0,19050c0,16523,483,14093,1450,11759c2417,9425,3793,7365,5580,5579c7366,3793,9426,2416,11760,1449c14094,483,16524,0,19050,0x">
-                  <v:stroke weight="0pt" endcap="flat" joinstyle="miter" miterlimit="10" on="false" color="#000000" opacity="0"/>
-                  <v:fill on="true" color="#111111"/>
-                </v:shape>
-                <v:shape id="Shape 87" style="position:absolute;width:381;height:381;left:0;top:1905;" coordsize="38100,38100" path="m19050,0c21576,0,24006,483,26340,1450c28674,2417,30734,3793,32520,5579c34307,7365,35683,9425,36650,11759c37617,14093,38100,16523,38100,19050c38100,21576,37617,24006,36650,26339c35683,28673,34307,30733,32520,32520c30734,34306,28674,35682,26340,36649c24006,37616,21576,38099,19050,38100c16524,38099,14094,37616,11760,36649c9426,35683,7366,34306,5580,32520c3793,30733,2417,28673,1450,26339c483,24006,0,21576,0,19050c0,16523,483,14093,1450,11759c2417,9425,3793,7365,5580,5579c7366,3793,9426,2417,11760,1450c14094,483,16524,0,19050,0x">
-                  <v:stroke weight="0pt" endcap="flat" joinstyle="miter" miterlimit="10" on="false" color="#000000" opacity="0"/>
-                  <v:fill on="true" color="#111111"/>
-                </v:shape>
-                <v:shape id="Shape 90" style="position:absolute;width:381;height:381;left:0;top:5429;" coordsize="38100,38100" path="m19050,0c21576,0,24006,483,26340,1449c28674,2416,30734,3793,32520,5579c34307,7365,35683,9425,36650,11759c37617,14093,38100,16523,38100,19050c38100,21576,37617,24006,36650,26339c35683,28673,34307,30733,32520,32519c30734,34306,28674,35683,26340,36649c24006,37616,21576,38099,19050,38100c16524,38099,14094,37616,11760,36649c9426,35683,7366,34306,5580,32519c3793,30733,2417,28673,1450,26339c483,24006,0,21576,0,19050c0,16523,483,14093,1450,11759c2417,9425,3793,7365,5580,5579c7366,3793,9426,2416,11760,1449c14094,483,16524,0,19050,0x">
-                  <v:stroke weight="0pt" endcap="flat" joinstyle="miter" miterlimit="10" on="false" color="#000000" opacity="0"/>
-                  <v:fill on="true" color="#111111"/>
-                </v:shape>
-                <v:shape id="Shape 92" style="position:absolute;width:381;height:381;left:0;top:7334;" coordsize="38100,38100" path="m19050,0c21576,0,24006,483,26340,1450c28674,2417,30734,3793,32520,5579c34307,7365,35683,9425,36650,11759c37617,14093,38100,16523,38100,19050c38100,21576,37617,24006,36650,26339c35683,28673,34307,30733,32520,32520c30734,34306,28674,35683,26340,36649c24006,37616,21576,38099,19050,38100c16524,38099,14094,37616,11760,36649c9426,35683,7366,34306,5580,32520c3793,30733,2417,28673,1450,26339c483,24006,0,21576,0,19050c0,16523,483,14093,1450,11759c2417,9425,3793,7365,5580,5579c7366,3793,9426,2417,11760,1450c14094,483,16524,0,19050,0x">
-                  <v:stroke weight="0pt" endcap="flat" joinstyle="miter" miterlimit="10" on="false" color="#000000" opacity="0"/>
-                  <v:fill on="true" color="#111111"/>
-                </v:shape>
-                <w10:wrap type="square"/>
-              </v:group>
-            </w:pict>
-          </mc:Fallback>
-        </mc:AlternateContent>
-      </w:r>
+        <w:pStyle w:val="ListParagraph"/>
+        <w:numPr>
+          <w:ilvl w:val="0"/>
+          <w:numId w:val="3"/>
+        </w:numPr>
+        <w:spacing w:line="360" w:lineRule="auto"/>
+      </w:pPr>
       <w:r>
         <w:t>The system provided librarian sign-in and librarian management functions.</w:t>
       </w:r>
     </w:p>
     <w:p>
       <w:pPr>
-        <w:ind w:left="190"/>
+        <w:pStyle w:val="ListParagraph"/>
+        <w:numPr>
+          <w:ilvl w:val="0"/>
+          <w:numId w:val="3"/>
+        </w:numPr>
+        <w:spacing w:line="360" w:lineRule="auto"/>
       </w:pPr>
       <w:r>
         <w:t>Students could place holds through the catalogue, but had no authenticated account page for personal borrowing and hold history.</w:t>
@@ -1068,7 +535,12 @@
     </w:p>
     <w:p>
       <w:pPr>
-        <w:ind w:left="190"/>
+        <w:pStyle w:val="ListParagraph"/>
+        <w:numPr>
+          <w:ilvl w:val="0"/>
+          <w:numId w:val="3"/>
+        </w:numPr>
+        <w:spacing w:line="360" w:lineRule="auto"/>
       </w:pPr>
       <w:r>
         <w:t>Borrowing records had due dates and return status, but no persisted overdue fine.</w:t>
@@ -1076,8 +548,12 @@
     </w:p>
     <w:p>
       <w:pPr>
-        <w:spacing w:after="187"/>
-        <w:ind w:left="190"/>
+        <w:pStyle w:val="ListParagraph"/>
+        <w:numPr>
+          <w:ilvl w:val="0"/>
+          <w:numId w:val="3"/>
+        </w:numPr>
+        <w:spacing w:after="187" w:line="360" w:lineRule="auto"/>
       </w:pPr>
       <w:r>
         <w:t>The borrowing list had no combined search/status filters and no distinct overdue row indicator.</w:t>
@@ -1094,573 +570,25 @@
     </w:p>
     <w:p>
       <w:pPr>
-        <w:ind w:left="190"/>
-      </w:pPr>
-      <w:r>
-        <w:rPr>
-          <w:rFonts w:ascii="Calibri" w:eastAsia="Calibri" w:hAnsi="Calibri" w:cs="Calibri"/>
-          <w:noProof/>
-          <w:color w:val="000000"/>
-          <w:sz w:val="22"/>
-        </w:rPr>
-        <mc:AlternateContent>
-          <mc:Choice Requires="wpg">
-            <w:drawing>
-              <wp:anchor distT="0" distB="0" distL="114300" distR="114300" simplePos="0" relativeHeight="251659264" behindDoc="0" locked="0" layoutInCell="1" allowOverlap="1">
-                <wp:simplePos x="0" y="0"/>
-                <wp:positionH relativeFrom="column">
-                  <wp:posOffset>114300</wp:posOffset>
-                </wp:positionH>
-                <wp:positionV relativeFrom="paragraph">
-                  <wp:posOffset>35311</wp:posOffset>
-                </wp:positionV>
-                <wp:extent cx="38100" cy="1095374"/>
-                <wp:effectExtent l="0" t="0" r="0" b="0"/>
-                <wp:wrapSquare wrapText="bothSides"/>
-                <wp:docPr id="11484" name="Group 11484"/>
-                <wp:cNvGraphicFramePr/>
-                <a:graphic xmlns:a="http://schemas.openxmlformats.org/drawingml/2006/main">
-                  <a:graphicData uri="http://schemas.microsoft.com/office/word/2010/wordprocessingGroup">
-                    <wpg:wgp>
-                      <wpg:cNvGrpSpPr/>
-                      <wpg:grpSpPr>
-                        <a:xfrm>
-                          <a:off x="0" y="0"/>
-                          <a:ext cx="38100" cy="1095374"/>
-                          <a:chOff x="0" y="0"/>
-                          <a:chExt cx="38100" cy="1095374"/>
-                        </a:xfrm>
-                      </wpg:grpSpPr>
-                      <wps:wsp>
-                        <wps:cNvPr id="95" name="Shape 95"/>
-                        <wps:cNvSpPr/>
-                        <wps:spPr>
-                          <a:xfrm>
-                            <a:off x="0" y="0"/>
-                            <a:ext cx="38100" cy="38100"/>
-                          </a:xfrm>
-                          <a:custGeom>
-                            <a:avLst/>
-                            <a:gdLst/>
-                            <a:ahLst/>
-                            <a:cxnLst/>
-                            <a:rect l="0" t="0" r="0" b="0"/>
-                            <a:pathLst>
-                              <a:path w="38100" h="38100">
-                                <a:moveTo>
-                                  <a:pt x="19050" y="0"/>
-                                </a:moveTo>
-                                <a:cubicBezTo>
-                                  <a:pt x="21576" y="0"/>
-                                  <a:pt x="24006" y="482"/>
-                                  <a:pt x="26340" y="1450"/>
-                                </a:cubicBezTo>
-                                <a:cubicBezTo>
-                                  <a:pt x="28674" y="2415"/>
-                                  <a:pt x="30734" y="3792"/>
-                                  <a:pt x="32520" y="5578"/>
-                                </a:cubicBezTo>
-                                <a:cubicBezTo>
-                                  <a:pt x="34307" y="7364"/>
-                                  <a:pt x="35683" y="9424"/>
-                                  <a:pt x="36650" y="11758"/>
-                                </a:cubicBezTo>
-                                <a:cubicBezTo>
-                                  <a:pt x="37617" y="14092"/>
-                                  <a:pt x="38100" y="16523"/>
-                                  <a:pt x="38100" y="19050"/>
-                                </a:cubicBezTo>
-                                <a:cubicBezTo>
-                                  <a:pt x="38100" y="21575"/>
-                                  <a:pt x="37617" y="24006"/>
-                                  <a:pt x="36650" y="26339"/>
-                                </a:cubicBezTo>
-                                <a:cubicBezTo>
-                                  <a:pt x="35683" y="28673"/>
-                                  <a:pt x="34307" y="30733"/>
-                                  <a:pt x="32520" y="32520"/>
-                                </a:cubicBezTo>
-                                <a:cubicBezTo>
-                                  <a:pt x="30734" y="34306"/>
-                                  <a:pt x="28674" y="35682"/>
-                                  <a:pt x="26340" y="36649"/>
-                                </a:cubicBezTo>
-                                <a:cubicBezTo>
-                                  <a:pt x="24006" y="37616"/>
-                                  <a:pt x="21576" y="38098"/>
-                                  <a:pt x="19050" y="38100"/>
-                                </a:cubicBezTo>
-                                <a:cubicBezTo>
-                                  <a:pt x="16524" y="38098"/>
-                                  <a:pt x="14094" y="37616"/>
-                                  <a:pt x="11760" y="36649"/>
-                                </a:cubicBezTo>
-                                <a:cubicBezTo>
-                                  <a:pt x="9426" y="35682"/>
-                                  <a:pt x="7366" y="34306"/>
-                                  <a:pt x="5580" y="32520"/>
-                                </a:cubicBezTo>
-                                <a:cubicBezTo>
-                                  <a:pt x="3793" y="30733"/>
-                                  <a:pt x="2417" y="28673"/>
-                                  <a:pt x="1450" y="26339"/>
-                                </a:cubicBezTo>
-                                <a:cubicBezTo>
-                                  <a:pt x="483" y="24006"/>
-                                  <a:pt x="0" y="21575"/>
-                                  <a:pt x="0" y="19050"/>
-                                </a:cubicBezTo>
-                                <a:cubicBezTo>
-                                  <a:pt x="0" y="16523"/>
-                                  <a:pt x="483" y="14092"/>
-                                  <a:pt x="1450" y="11758"/>
-                                </a:cubicBezTo>
-                                <a:cubicBezTo>
-                                  <a:pt x="2417" y="9424"/>
-                                  <a:pt x="3793" y="7364"/>
-                                  <a:pt x="5580" y="5578"/>
-                                </a:cubicBezTo>
-                                <a:cubicBezTo>
-                                  <a:pt x="7366" y="3792"/>
-                                  <a:pt x="9426" y="2415"/>
-                                  <a:pt x="11760" y="1450"/>
-                                </a:cubicBezTo>
-                                <a:cubicBezTo>
-                                  <a:pt x="14094" y="482"/>
-                                  <a:pt x="16524" y="0"/>
-                                  <a:pt x="19050" y="0"/>
-                                </a:cubicBezTo>
-                                <a:close/>
-                              </a:path>
-                            </a:pathLst>
-                          </a:custGeom>
-                          <a:ln w="0" cap="flat">
-                            <a:miter lim="127000"/>
-                          </a:ln>
-                        </wps:spPr>
-                        <wps:style>
-                          <a:lnRef idx="0">
-                            <a:srgbClr val="000000">
-                              <a:alpha val="0"/>
-                            </a:srgbClr>
-                          </a:lnRef>
-                          <a:fillRef idx="1">
-                            <a:srgbClr val="111111"/>
-                          </a:fillRef>
-                          <a:effectRef idx="0">
-                            <a:scrgbClr r="0" g="0" b="0"/>
-                          </a:effectRef>
-                          <a:fontRef idx="none"/>
-                        </wps:style>
-                        <wps:bodyPr/>
-                      </wps:wsp>
-                      <wps:wsp>
-                        <wps:cNvPr id="98" name="Shape 98"/>
-                        <wps:cNvSpPr/>
-                        <wps:spPr>
-                          <a:xfrm>
-                            <a:off x="0" y="352424"/>
-                            <a:ext cx="38100" cy="38100"/>
-                          </a:xfrm>
-                          <a:custGeom>
-                            <a:avLst/>
-                            <a:gdLst/>
-                            <a:ahLst/>
-                            <a:cxnLst/>
-                            <a:rect l="0" t="0" r="0" b="0"/>
-                            <a:pathLst>
-                              <a:path w="38100" h="38100">
-                                <a:moveTo>
-                                  <a:pt x="19050" y="0"/>
-                                </a:moveTo>
-                                <a:cubicBezTo>
-                                  <a:pt x="21576" y="0"/>
-                                  <a:pt x="24006" y="484"/>
-                                  <a:pt x="26340" y="1450"/>
-                                </a:cubicBezTo>
-                                <a:cubicBezTo>
-                                  <a:pt x="28674" y="2416"/>
-                                  <a:pt x="30734" y="3793"/>
-                                  <a:pt x="32520" y="5580"/>
-                                </a:cubicBezTo>
-                                <a:cubicBezTo>
-                                  <a:pt x="34307" y="7365"/>
-                                  <a:pt x="35683" y="9425"/>
-                                  <a:pt x="36650" y="11760"/>
-                                </a:cubicBezTo>
-                                <a:cubicBezTo>
-                                  <a:pt x="37617" y="14093"/>
-                                  <a:pt x="38100" y="16523"/>
-                                  <a:pt x="38100" y="19050"/>
-                                </a:cubicBezTo>
-                                <a:cubicBezTo>
-                                  <a:pt x="38100" y="21576"/>
-                                  <a:pt x="37617" y="24006"/>
-                                  <a:pt x="36650" y="26340"/>
-                                </a:cubicBezTo>
-                                <a:cubicBezTo>
-                                  <a:pt x="35683" y="28674"/>
-                                  <a:pt x="34307" y="30734"/>
-                                  <a:pt x="32520" y="32520"/>
-                                </a:cubicBezTo>
-                                <a:cubicBezTo>
-                                  <a:pt x="30734" y="34306"/>
-                                  <a:pt x="28674" y="35682"/>
-                                  <a:pt x="26340" y="36649"/>
-                                </a:cubicBezTo>
-                                <a:cubicBezTo>
-                                  <a:pt x="24006" y="37616"/>
-                                  <a:pt x="21576" y="38100"/>
-                                  <a:pt x="19050" y="38100"/>
-                                </a:cubicBezTo>
-                                <a:cubicBezTo>
-                                  <a:pt x="16524" y="38100"/>
-                                  <a:pt x="14094" y="37616"/>
-                                  <a:pt x="11760" y="36649"/>
-                                </a:cubicBezTo>
-                                <a:cubicBezTo>
-                                  <a:pt x="9426" y="35682"/>
-                                  <a:pt x="7366" y="34306"/>
-                                  <a:pt x="5580" y="32520"/>
-                                </a:cubicBezTo>
-                                <a:cubicBezTo>
-                                  <a:pt x="3793" y="30734"/>
-                                  <a:pt x="2417" y="28674"/>
-                                  <a:pt x="1450" y="26340"/>
-                                </a:cubicBezTo>
-                                <a:cubicBezTo>
-                                  <a:pt x="483" y="24006"/>
-                                  <a:pt x="0" y="21576"/>
-                                  <a:pt x="0" y="19050"/>
-                                </a:cubicBezTo>
-                                <a:cubicBezTo>
-                                  <a:pt x="0" y="16523"/>
-                                  <a:pt x="483" y="14093"/>
-                                  <a:pt x="1450" y="11760"/>
-                                </a:cubicBezTo>
-                                <a:cubicBezTo>
-                                  <a:pt x="2417" y="9425"/>
-                                  <a:pt x="3793" y="7365"/>
-                                  <a:pt x="5580" y="5580"/>
-                                </a:cubicBezTo>
-                                <a:cubicBezTo>
-                                  <a:pt x="7366" y="3793"/>
-                                  <a:pt x="9426" y="2416"/>
-                                  <a:pt x="11760" y="1450"/>
-                                </a:cubicBezTo>
-                                <a:cubicBezTo>
-                                  <a:pt x="14094" y="484"/>
-                                  <a:pt x="16524" y="0"/>
-                                  <a:pt x="19050" y="0"/>
-                                </a:cubicBezTo>
-                                <a:close/>
-                              </a:path>
-                            </a:pathLst>
-                          </a:custGeom>
-                          <a:ln w="0" cap="flat">
-                            <a:miter lim="127000"/>
-                          </a:ln>
-                        </wps:spPr>
-                        <wps:style>
-                          <a:lnRef idx="0">
-                            <a:srgbClr val="000000">
-                              <a:alpha val="0"/>
-                            </a:srgbClr>
-                          </a:lnRef>
-                          <a:fillRef idx="1">
-                            <a:srgbClr val="111111"/>
-                          </a:fillRef>
-                          <a:effectRef idx="0">
-                            <a:scrgbClr r="0" g="0" b="0"/>
-                          </a:effectRef>
-                          <a:fontRef idx="none"/>
-                        </wps:style>
-                        <wps:bodyPr/>
-                      </wps:wsp>
-                      <wps:wsp>
-                        <wps:cNvPr id="101" name="Shape 101"/>
-                        <wps:cNvSpPr/>
-                        <wps:spPr>
-                          <a:xfrm>
-                            <a:off x="0" y="704849"/>
-                            <a:ext cx="38100" cy="38100"/>
-                          </a:xfrm>
-                          <a:custGeom>
-                            <a:avLst/>
-                            <a:gdLst/>
-                            <a:ahLst/>
-                            <a:cxnLst/>
-                            <a:rect l="0" t="0" r="0" b="0"/>
-                            <a:pathLst>
-                              <a:path w="38100" h="38100">
-                                <a:moveTo>
-                                  <a:pt x="19050" y="0"/>
-                                </a:moveTo>
-                                <a:cubicBezTo>
-                                  <a:pt x="21576" y="0"/>
-                                  <a:pt x="24006" y="484"/>
-                                  <a:pt x="26340" y="1450"/>
-                                </a:cubicBezTo>
-                                <a:cubicBezTo>
-                                  <a:pt x="28674" y="2416"/>
-                                  <a:pt x="30734" y="3793"/>
-                                  <a:pt x="32520" y="5580"/>
-                                </a:cubicBezTo>
-                                <a:cubicBezTo>
-                                  <a:pt x="34307" y="7365"/>
-                                  <a:pt x="35683" y="9425"/>
-                                  <a:pt x="36650" y="11760"/>
-                                </a:cubicBezTo>
-                                <a:cubicBezTo>
-                                  <a:pt x="37617" y="14093"/>
-                                  <a:pt x="38100" y="16523"/>
-                                  <a:pt x="38100" y="19050"/>
-                                </a:cubicBezTo>
-                                <a:cubicBezTo>
-                                  <a:pt x="38100" y="21576"/>
-                                  <a:pt x="37617" y="24006"/>
-                                  <a:pt x="36650" y="26339"/>
-                                </a:cubicBezTo>
-                                <a:cubicBezTo>
-                                  <a:pt x="35683" y="28673"/>
-                                  <a:pt x="34307" y="30733"/>
-                                  <a:pt x="32520" y="32520"/>
-                                </a:cubicBezTo>
-                                <a:cubicBezTo>
-                                  <a:pt x="30734" y="34306"/>
-                                  <a:pt x="28674" y="35682"/>
-                                  <a:pt x="26340" y="36649"/>
-                                </a:cubicBezTo>
-                                <a:cubicBezTo>
-                                  <a:pt x="24006" y="37616"/>
-                                  <a:pt x="21576" y="38100"/>
-                                  <a:pt x="19050" y="38100"/>
-                                </a:cubicBezTo>
-                                <a:cubicBezTo>
-                                  <a:pt x="16524" y="38100"/>
-                                  <a:pt x="14094" y="37616"/>
-                                  <a:pt x="11760" y="36649"/>
-                                </a:cubicBezTo>
-                                <a:cubicBezTo>
-                                  <a:pt x="9426" y="35682"/>
-                                  <a:pt x="7366" y="34306"/>
-                                  <a:pt x="5580" y="32520"/>
-                                </a:cubicBezTo>
-                                <a:cubicBezTo>
-                                  <a:pt x="3793" y="30733"/>
-                                  <a:pt x="2417" y="28673"/>
-                                  <a:pt x="1450" y="26339"/>
-                                </a:cubicBezTo>
-                                <a:cubicBezTo>
-                                  <a:pt x="483" y="24006"/>
-                                  <a:pt x="0" y="21576"/>
-                                  <a:pt x="0" y="19050"/>
-                                </a:cubicBezTo>
-                                <a:cubicBezTo>
-                                  <a:pt x="0" y="16523"/>
-                                  <a:pt x="483" y="14093"/>
-                                  <a:pt x="1450" y="11759"/>
-                                </a:cubicBezTo>
-                                <a:cubicBezTo>
-                                  <a:pt x="2417" y="9425"/>
-                                  <a:pt x="3793" y="7365"/>
-                                  <a:pt x="5580" y="5580"/>
-                                </a:cubicBezTo>
-                                <a:cubicBezTo>
-                                  <a:pt x="7366" y="3793"/>
-                                  <a:pt x="9426" y="2416"/>
-                                  <a:pt x="11760" y="1450"/>
-                                </a:cubicBezTo>
-                                <a:cubicBezTo>
-                                  <a:pt x="14094" y="484"/>
-                                  <a:pt x="16524" y="0"/>
-                                  <a:pt x="19050" y="0"/>
-                                </a:cubicBezTo>
-                                <a:close/>
-                              </a:path>
-                            </a:pathLst>
-                          </a:custGeom>
-                          <a:ln w="0" cap="flat">
-                            <a:miter lim="127000"/>
-                          </a:ln>
-                        </wps:spPr>
-                        <wps:style>
-                          <a:lnRef idx="0">
-                            <a:srgbClr val="000000">
-                              <a:alpha val="0"/>
-                            </a:srgbClr>
-                          </a:lnRef>
-                          <a:fillRef idx="1">
-                            <a:srgbClr val="111111"/>
-                          </a:fillRef>
-                          <a:effectRef idx="0">
-                            <a:scrgbClr r="0" g="0" b="0"/>
-                          </a:effectRef>
-                          <a:fontRef idx="none"/>
-                        </wps:style>
-                        <wps:bodyPr/>
-                      </wps:wsp>
-                      <wps:wsp>
-                        <wps:cNvPr id="104" name="Shape 104"/>
-                        <wps:cNvSpPr/>
-                        <wps:spPr>
-                          <a:xfrm>
-                            <a:off x="0" y="1057274"/>
-                            <a:ext cx="38100" cy="38100"/>
-                          </a:xfrm>
-                          <a:custGeom>
-                            <a:avLst/>
-                            <a:gdLst/>
-                            <a:ahLst/>
-                            <a:cxnLst/>
-                            <a:rect l="0" t="0" r="0" b="0"/>
-                            <a:pathLst>
-                              <a:path w="38100" h="38100">
-                                <a:moveTo>
-                                  <a:pt x="19050" y="0"/>
-                                </a:moveTo>
-                                <a:cubicBezTo>
-                                  <a:pt x="21576" y="0"/>
-                                  <a:pt x="24006" y="484"/>
-                                  <a:pt x="26340" y="1450"/>
-                                </a:cubicBezTo>
-                                <a:cubicBezTo>
-                                  <a:pt x="28674" y="2417"/>
-                                  <a:pt x="30734" y="3793"/>
-                                  <a:pt x="32520" y="5580"/>
-                                </a:cubicBezTo>
-                                <a:cubicBezTo>
-                                  <a:pt x="34307" y="7365"/>
-                                  <a:pt x="35683" y="9425"/>
-                                  <a:pt x="36650" y="11760"/>
-                                </a:cubicBezTo>
-                                <a:cubicBezTo>
-                                  <a:pt x="37617" y="14094"/>
-                                  <a:pt x="38100" y="16524"/>
-                                  <a:pt x="38100" y="19050"/>
-                                </a:cubicBezTo>
-                                <a:cubicBezTo>
-                                  <a:pt x="38100" y="21576"/>
-                                  <a:pt x="37617" y="24006"/>
-                                  <a:pt x="36650" y="26339"/>
-                                </a:cubicBezTo>
-                                <a:cubicBezTo>
-                                  <a:pt x="35683" y="28673"/>
-                                  <a:pt x="34307" y="30734"/>
-                                  <a:pt x="32520" y="32520"/>
-                                </a:cubicBezTo>
-                                <a:cubicBezTo>
-                                  <a:pt x="30734" y="34306"/>
-                                  <a:pt x="28674" y="35683"/>
-                                  <a:pt x="26340" y="36650"/>
-                                </a:cubicBezTo>
-                                <a:cubicBezTo>
-                                  <a:pt x="24006" y="37616"/>
-                                  <a:pt x="21576" y="38100"/>
-                                  <a:pt x="19050" y="38100"/>
-                                </a:cubicBezTo>
-                                <a:cubicBezTo>
-                                  <a:pt x="16524" y="38100"/>
-                                  <a:pt x="14094" y="37616"/>
-                                  <a:pt x="11760" y="36650"/>
-                                </a:cubicBezTo>
-                                <a:cubicBezTo>
-                                  <a:pt x="9426" y="35683"/>
-                                  <a:pt x="7366" y="34306"/>
-                                  <a:pt x="5580" y="32520"/>
-                                </a:cubicBezTo>
-                                <a:cubicBezTo>
-                                  <a:pt x="3793" y="30734"/>
-                                  <a:pt x="2417" y="28673"/>
-                                  <a:pt x="1450" y="26339"/>
-                                </a:cubicBezTo>
-                                <a:cubicBezTo>
-                                  <a:pt x="483" y="24006"/>
-                                  <a:pt x="0" y="21576"/>
-                                  <a:pt x="0" y="19050"/>
-                                </a:cubicBezTo>
-                                <a:cubicBezTo>
-                                  <a:pt x="0" y="16524"/>
-                                  <a:pt x="483" y="14094"/>
-                                  <a:pt x="1450" y="11760"/>
-                                </a:cubicBezTo>
-                                <a:cubicBezTo>
-                                  <a:pt x="2417" y="9425"/>
-                                  <a:pt x="3793" y="7365"/>
-                                  <a:pt x="5580" y="5580"/>
-                                </a:cubicBezTo>
-                                <a:cubicBezTo>
-                                  <a:pt x="7366" y="3793"/>
-                                  <a:pt x="9426" y="2417"/>
-                                  <a:pt x="11760" y="1450"/>
-                                </a:cubicBezTo>
-                                <a:cubicBezTo>
-                                  <a:pt x="14094" y="484"/>
-                                  <a:pt x="16524" y="0"/>
-                                  <a:pt x="19050" y="0"/>
-                                </a:cubicBezTo>
-                                <a:close/>
-                              </a:path>
-                            </a:pathLst>
-                          </a:custGeom>
-                          <a:ln w="0" cap="flat">
-                            <a:miter lim="127000"/>
-                          </a:ln>
-                        </wps:spPr>
-                        <wps:style>
-                          <a:lnRef idx="0">
-                            <a:srgbClr val="000000">
-                              <a:alpha val="0"/>
-                            </a:srgbClr>
-                          </a:lnRef>
-                          <a:fillRef idx="1">
-                            <a:srgbClr val="111111"/>
-                          </a:fillRef>
-                          <a:effectRef idx="0">
-                            <a:scrgbClr r="0" g="0" b="0"/>
-                          </a:effectRef>
-                          <a:fontRef idx="none"/>
-                        </wps:style>
-                        <wps:bodyPr/>
-                      </wps:wsp>
-                    </wpg:wgp>
-                  </a:graphicData>
-                </a:graphic>
-              </wp:anchor>
-            </w:drawing>
-          </mc:Choice>
-          <mc:Fallback xmlns:a="http://schemas.openxmlformats.org/drawingml/2006/main">
-            <w:pict>
-              <v:group id="Group 11484" style="width:3pt;height:86.2499pt;position:absolute;mso-position-horizontal-relative:text;mso-position-horizontal:absolute;margin-left:9pt;mso-position-vertical-relative:text;margin-top:2.7804pt;" coordsize="381,10953">
-                <v:shape id="Shape 95" style="position:absolute;width:381;height:381;left:0;top:0;" coordsize="38100,38100" path="m19050,0c21576,0,24006,482,26340,1450c28674,2415,30734,3792,32520,5578c34307,7364,35683,9424,36650,11758c37617,14092,38100,16523,38100,19050c38100,21575,37617,24006,36650,26339c35683,28673,34307,30733,32520,32520c30734,34306,28674,35682,26340,36649c24006,37616,21576,38098,19050,38100c16524,38098,14094,37616,11760,36649c9426,35682,7366,34306,5580,32520c3793,30733,2417,28673,1450,26339c483,24006,0,21575,0,19050c0,16523,483,14092,1450,11758c2417,9424,3793,7364,5580,5578c7366,3792,9426,2415,11760,1450c14094,482,16524,0,19050,0x">
-                  <v:stroke weight="0pt" endcap="flat" joinstyle="miter" miterlimit="10" on="false" color="#000000" opacity="0"/>
-                  <v:fill on="true" color="#111111"/>
-                </v:shape>
-                <v:shape id="Shape 98" style="position:absolute;width:381;height:381;left:0;top:3524;" coordsize="38100,38100" path="m19050,0c21576,0,24006,484,26340,1450c28674,2416,30734,3793,32520,5580c34307,7365,35683,9425,36650,11760c37617,14093,38100,16523,38100,19050c38100,21576,37617,24006,36650,26340c35683,28674,34307,30734,32520,32520c30734,34306,28674,35682,26340,36649c24006,37616,21576,38100,19050,38100c16524,38100,14094,37616,11760,36649c9426,35682,7366,34306,5580,32520c3793,30734,2417,28674,1450,26340c483,24006,0,21576,0,19050c0,16523,483,14093,1450,11760c2417,9425,3793,7365,5580,5580c7366,3793,9426,2416,11760,1450c14094,484,16524,0,19050,0x">
-                  <v:stroke weight="0pt" endcap="flat" joinstyle="miter" miterlimit="10" on="false" color="#000000" opacity="0"/>
-                  <v:fill on="true" color="#111111"/>
-                </v:shape>
-                <v:shape id="Shape 101" style="position:absolute;width:381;height:381;left:0;top:7048;" coordsize="38100,38100" path="m19050,0c21576,0,24006,484,26340,1450c28674,2416,30734,3793,32520,5580c34307,7365,35683,9425,36650,11760c37617,14093,38100,16523,38100,19050c38100,21576,37617,24006,36650,26339c35683,28673,34307,30733,32520,32520c30734,34306,28674,35682,26340,36649c24006,37616,21576,38100,19050,38100c16524,38100,14094,37616,11760,36649c9426,35682,7366,34306,5580,32520c3793,30733,2417,28673,1450,26339c483,24006,0,21576,0,19050c0,16523,483,14093,1450,11759c2417,9425,3793,7365,5580,5580c7366,3793,9426,2416,11760,1450c14094,484,16524,0,19050,0x">
-                  <v:stroke weight="0pt" endcap="flat" joinstyle="miter" miterlimit="10" on="false" color="#000000" opacity="0"/>
-                  <v:fill on="true" color="#111111"/>
-                </v:shape>
-                <v:shape id="Shape 104" style="position:absolute;width:381;height:381;left:0;top:10572;" coordsize="38100,38100" path="m19050,0c21576,0,24006,484,26340,1450c28674,2417,30734,3793,32520,5580c34307,7365,35683,9425,36650,11760c37617,14094,38100,16524,38100,19050c38100,21576,37617,24006,36650,26339c35683,28673,34307,30734,32520,32520c30734,34306,28674,35683,26340,36650c24006,37616,21576,38100,19050,38100c16524,38100,14094,37616,11760,36650c9426,35683,7366,34306,5580,32520c3793,30734,2417,28673,1450,26339c483,24006,0,21576,0,19050c0,16524,483,14094,1450,11760c2417,9425,3793,7365,5580,5580c7366,3793,9426,2417,11760,1450c14094,484,16524,0,19050,0x">
-                  <v:stroke weight="0pt" endcap="flat" joinstyle="miter" miterlimit="10" on="false" color="#000000" opacity="0"/>
-                  <v:fill on="true" color="#111111"/>
-                </v:shape>
-                <w10:wrap type="square"/>
-              </v:group>
-            </w:pict>
-          </mc:Fallback>
-        </mc:AlternateContent>
-      </w:r>
+        <w:pStyle w:val="ListParagraph"/>
+        <w:numPr>
+          <w:ilvl w:val="0"/>
+          <w:numId w:val="2"/>
+        </w:numPr>
+        <w:spacing w:line="360" w:lineRule="auto"/>
+      </w:pPr>
       <w:r>
         <w:t>Provide student login and a private page showing the logged-in student's borrowings and holds; protect student and librarian routes.</w:t>
       </w:r>
     </w:p>
     <w:p>
       <w:pPr>
-        <w:ind w:left="190"/>
+        <w:pStyle w:val="ListParagraph"/>
+        <w:numPr>
+          <w:ilvl w:val="0"/>
+          <w:numId w:val="2"/>
+        </w:numPr>
+        <w:spacing w:line="360" w:lineRule="auto"/>
       </w:pPr>
       <w:r>
         <w:t>Calculate fine as overdue calendar days multiplied by the configured daily rate, persist it on return, and display it in borrowing reports.</w:t>
@@ -1668,26 +596,35 @@
     </w:p>
     <w:p>
       <w:pPr>
-        <w:ind w:left="190"/>
+        <w:pStyle w:val="ListParagraph"/>
+        <w:numPr>
+          <w:ilvl w:val="0"/>
+          <w:numId w:val="2"/>
+        </w:numPr>
+        <w:spacing w:line="360" w:lineRule="auto"/>
       </w:pPr>
       <w:r>
         <w:t>Search borrowing records by student name or book; filter by Issued or Returned; allow both controls together and show an empty state.</w:t>
       </w:r>
-    </w:p>
-    <w:p>
-      <w:pPr>
-        <w:ind w:left="190"/>
-      </w:pPr>
+      <w:r>
+        <w:t xml:space="preserve"> </w:t>
+      </w:r>
       <w:r>
         <w:t>Highlight only issued, unreturned records past their due date in red and show an Overdue badge.</w:t>
       </w:r>
     </w:p>
     <w:p>
       <w:pPr>
+        <w:ind w:left="190"/>
+      </w:pPr>
+    </w:p>
+    <w:p>
+      <w:pPr>
         <w:pStyle w:val="Heading1"/>
         <w:ind w:left="-5"/>
       </w:pPr>
       <w:r>
+        <w:lastRenderedPageBreak/>
         <w:t>2. Implementation</w:t>
       </w:r>
     </w:p>
@@ -1721,9 +658,18 @@
         <w:spacing w:after="0"/>
       </w:pPr>
       <w:r>
-        <w:lastRenderedPageBreak/>
         <w:t xml:space="preserve">CR003 adds prepared-query filters for student name, book title/book ID, and the Issued/Returned status. CR004 uses the due date and Issued status to add a red row style and Overdue badge; returned records are not classified as currently overdue. </w:t>
       </w:r>
+    </w:p>
+    <w:p>
+      <w:pPr>
+        <w:spacing w:after="0"/>
+      </w:pPr>
+    </w:p>
+    <w:p>
+      <w:pPr>
+        <w:spacing w:after="0"/>
+      </w:pPr>
       <w:r>
         <w:rPr>
           <w:b/>
@@ -2179,7 +1125,15 @@
               <w:rPr>
                 <w:sz w:val="18"/>
               </w:rPr>
-              <w:t>public/login.php</w:t>
+              <w:t>public/login.p</w:t>
+            </w:r>
+            <w:bookmarkStart w:id="0" w:name="_GoBack"/>
+            <w:bookmarkEnd w:id="0"/>
+            <w:r>
+              <w:rPr>
+                <w:sz w:val="18"/>
+              </w:rPr>
+              <w:t>hp</w:t>
             </w:r>
           </w:p>
         </w:tc>
@@ -3704,7 +2658,7 @@
       </w:pPr>
       <w:r>
         <w:rPr>
-          <w:rFonts w:ascii="Calibri" w:eastAsia="Calibri" w:hAnsi="Calibri" w:cs="Calibri"/>
+          <w:rFonts w:eastAsia="Calibri"/>
           <w:noProof/>
           <w:color w:val="000000"/>
           <w:sz w:val="22"/>
@@ -3718,7 +2672,7 @@
                   <wp:posOffset>114300</wp:posOffset>
                 </wp:positionH>
                 <wp:positionV relativeFrom="paragraph">
-                  <wp:posOffset>35311</wp:posOffset>
+                  <wp:posOffset>73025</wp:posOffset>
                 </wp:positionV>
                 <wp:extent cx="38100" cy="933450"/>
                 <wp:effectExtent l="0" t="0" r="0" b="0"/>
@@ -4235,24 +3189,24 @@
               </wp:anchor>
             </w:drawing>
           </mc:Choice>
-          <mc:Fallback xmlns:a="http://schemas.openxmlformats.org/drawingml/2006/main">
+          <mc:Fallback>
             <w:pict>
-              <v:group id="Group 10911" style="width:3pt;height:73.5pt;position:absolute;mso-position-horizontal-relative:text;mso-position-horizontal:absolute;margin-left:9pt;mso-position-vertical-relative:text;margin-top:2.7804pt;" coordsize="381,9334">
-                <v:shape id="Shape 406" style="position:absolute;width:381;height:381;left:0;top:0;" coordsize="38100,38100" path="m19050,0c21576,0,24006,484,26340,1448c28674,2414,30734,3790,32520,5578c34307,7364,35683,9424,36650,11757c37617,14089,38100,16521,38100,19050c38100,21575,37617,24005,36650,26338c35683,28670,34307,30730,32520,32519c30734,34305,28674,35682,26340,36646c24006,37613,21576,38097,19050,38100c16524,38097,14094,37613,11760,36646c9426,35682,7366,34305,5580,32519c3793,30730,2417,28670,1450,26338c483,24005,0,21575,0,19050c0,16521,483,14089,1450,11757c2417,9424,3793,7364,5580,5578c7366,3790,9426,2414,11760,1448c14094,484,16524,0,19050,0x">
-                  <v:stroke weight="0pt" endcap="flat" joinstyle="miter" miterlimit="10" on="false" color="#000000" opacity="0"/>
-                  <v:fill on="true" color="#111111"/>
+              <v:group w14:anchorId="778141E4" id="Group 10911" o:spid="_x0000_s1026" style="position:absolute;margin-left:9pt;margin-top:5.75pt;width:3pt;height:73.5pt;z-index:251660288" coordsize="381,9334" o:gfxdata="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">
+                <v:shape id="Shape 406" o:spid="_x0000_s1027" style="position:absolute;width:381;height:381;visibility:visible;mso-wrap-style:square;v-text-anchor:top" coordsize="38100,38100" o:gfxdata="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" path="m19050,v2526,,4956,484,7290,1448c28674,2414,30734,3790,32520,5578v1787,1786,3163,3846,4130,6179c37617,14089,38100,16521,38100,19050v,2525,-483,4955,-1450,7288c35683,28670,34307,30730,32520,32519v-1786,1786,-3846,3163,-6180,4127c24006,37613,21576,38097,19050,38100v-2526,-3,-4956,-487,-7290,-1454c9426,35682,7366,34305,5580,32519,3793,30730,2417,28670,1450,26338,483,24005,,21575,,19050,,16521,483,14089,1450,11757,2417,9424,3793,7364,5580,5578,7366,3790,9426,2414,11760,1448,14094,484,16524,,19050,xe" fillcolor="#111" stroked="f" strokeweight="0">
+                  <v:stroke miterlimit="83231f" joinstyle="miter"/>
+                  <v:path arrowok="t" textboxrect="0,0,38100,38100"/>
                 </v:shape>
-                <v:shape id="Shape 408" style="position:absolute;width:381;height:381;left:0;top:1905;" coordsize="38100,38100" path="m19050,0c21576,0,24006,484,26340,1448c28674,2414,30734,3790,32520,5578c34307,7364,35683,9424,36650,11757c37617,14089,38100,16521,38100,19050c38100,21575,37617,24005,36650,26338c35683,28670,34307,30730,32520,32519c30734,34305,28674,35682,26340,36646c24006,37613,21576,38097,19050,38100c16524,38097,14094,37613,11760,36646c9426,35682,7366,34305,5580,32519c3793,30730,2417,28670,1450,26338c483,24005,0,21575,0,19050c0,16521,483,14089,1450,11757c2417,9424,3793,7364,5580,5578c7366,3790,9426,2414,11760,1448c14094,484,16524,0,19050,0x">
-                  <v:stroke weight="0pt" endcap="flat" joinstyle="miter" miterlimit="10" on="false" color="#000000" opacity="0"/>
-                  <v:fill on="true" color="#111111"/>
+                <v:shape id="Shape 408" o:spid="_x0000_s1028" style="position:absolute;top:1905;width:381;height:381;visibility:visible;mso-wrap-style:square;v-text-anchor:top" coordsize="38100,38100" o:gfxdata="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" path="m19050,v2526,,4956,484,7290,1448c28674,2414,30734,3790,32520,5578v1787,1786,3163,3846,4130,6179c37617,14089,38100,16521,38100,19050v,2525,-483,4955,-1450,7288c35683,28670,34307,30730,32520,32519v-1786,1786,-3846,3163,-6180,4127c24006,37613,21576,38097,19050,38100v-2526,-3,-4956,-487,-7290,-1454c9426,35682,7366,34305,5580,32519,3793,30730,2417,28670,1450,26338,483,24005,,21575,,19050,,16521,483,14089,1450,11757,2417,9424,3793,7364,5580,5578,7366,3790,9426,2414,11760,1448,14094,484,16524,,19050,xe" fillcolor="#111" stroked="f" strokeweight="0">
+                  <v:stroke miterlimit="83231f" joinstyle="miter"/>
+                  <v:path arrowok="t" textboxrect="0,0,38100,38100"/>
                 </v:shape>
-                <v:shape id="Shape 411" style="position:absolute;width:381;height:381;left:0;top:5429;" coordsize="38100,38100" path="m19050,0c21576,0,24006,484,26340,1448c28674,2414,30734,3790,32520,5578c34307,7364,35683,9424,36650,11759c37617,14092,38100,16521,38100,19050c38100,21572,37617,24003,36650,26338c35683,28670,34307,30730,32520,32519c30734,34305,28674,35682,26340,36646c24006,37613,21576,38097,19050,38100c16524,38097,14094,37613,11760,36646c9426,35682,7366,34305,5580,32519c3793,30730,2417,28670,1450,26338c483,24003,0,21572,0,19050c0,16521,483,14092,1450,11759c2417,9424,3793,7364,5580,5578c7366,3790,9426,2414,11760,1448c14094,484,16524,0,19050,0x">
-                  <v:stroke weight="0pt" endcap="flat" joinstyle="miter" miterlimit="10" on="false" color="#000000" opacity="0"/>
-                  <v:fill on="true" color="#111111"/>
+                <v:shape id="Shape 411" o:spid="_x0000_s1029" style="position:absolute;top:5429;width:381;height:381;visibility:visible;mso-wrap-style:square;v-text-anchor:top" coordsize="38100,38100" o:gfxdata="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" path="m19050,v2526,,4956,484,7290,1448c28674,2414,30734,3790,32520,5578v1787,1786,3163,3846,4130,6181c37617,14092,38100,16521,38100,19050v,2522,-483,4953,-1450,7288c35683,28670,34307,30730,32520,32519v-1786,1786,-3846,3163,-6180,4127c24006,37613,21576,38097,19050,38100v-2526,-3,-4956,-487,-7290,-1454c9426,35682,7366,34305,5580,32519,3793,30730,2417,28670,1450,26338,483,24003,,21572,,19050,,16521,483,14092,1450,11759,2417,9424,3793,7364,5580,5578,7366,3790,9426,2414,11760,1448,14094,484,16524,,19050,xe" fillcolor="#111" stroked="f" strokeweight="0">
+                  <v:stroke miterlimit="83231f" joinstyle="miter"/>
+                  <v:path arrowok="t" textboxrect="0,0,38100,38100"/>
                 </v:shape>
-                <v:shape id="Shape 414" style="position:absolute;width:381;height:381;left:0;top:8953;" coordsize="38100,38100" path="m19050,0c21576,0,24006,484,26340,1448c28674,2414,30734,3790,32520,5578c34307,7364,35683,9424,36650,11757c37617,14089,38100,16521,38100,19050c38100,21572,37617,24003,36650,26338c35683,28670,34307,30730,32520,32519c30734,34305,28674,35682,26340,36646c24006,37613,21576,38097,19050,38100c16524,38097,14094,37613,11760,36646c9426,35682,7366,34305,5580,32519c3793,30730,2417,28670,1450,26338c483,24003,0,21572,0,19050c0,16521,483,14089,1450,11757c2417,9424,3793,7364,5580,5578c7366,3790,9426,2414,11760,1448c14094,484,16524,0,19050,0x">
-                  <v:stroke weight="0pt" endcap="flat" joinstyle="miter" miterlimit="10" on="false" color="#000000" opacity="0"/>
-                  <v:fill on="true" color="#111111"/>
+                <v:shape id="Shape 414" o:spid="_x0000_s1030" style="position:absolute;top:8953;width:381;height:381;visibility:visible;mso-wrap-style:square;v-text-anchor:top" coordsize="38100,38100" o:gfxdata="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" path="m19050,v2526,,4956,484,7290,1448c28674,2414,30734,3790,32520,5578v1787,1786,3163,3846,4130,6179c37617,14089,38100,16521,38100,19050v,2522,-483,4953,-1450,7288c35683,28670,34307,30730,32520,32519v-1786,1786,-3846,3163,-6180,4127c24006,37613,21576,38097,19050,38100v-2526,-3,-4956,-487,-7290,-1454c9426,35682,7366,34305,5580,32519,3793,30730,2417,28670,1450,26338,483,24003,,21572,,19050,,16521,483,14089,1450,11757,2417,9424,3793,7364,5580,5578,7366,3790,9426,2414,11760,1448,14094,484,16524,,19050,xe" fillcolor="#111" stroked="f" strokeweight="0">
+                  <v:stroke miterlimit="83231f" joinstyle="miter"/>
+                  <v:path arrowok="t" textboxrect="0,0,38100,38100"/>
                 </v:shape>
                 <w10:wrap type="square"/>
               </v:group>
@@ -4304,7 +3258,7 @@
       </w:pPr>
       <w:r>
         <w:rPr>
-          <w:rFonts w:ascii="Calibri" w:eastAsia="Calibri" w:hAnsi="Calibri" w:cs="Calibri"/>
+          <w:rFonts w:eastAsia="Calibri"/>
           <w:noProof/>
           <w:color w:val="000000"/>
           <w:sz w:val="22"/>
@@ -4318,7 +3272,7 @@
                   <wp:posOffset>114300</wp:posOffset>
                 </wp:positionH>
                 <wp:positionV relativeFrom="paragraph">
-                  <wp:posOffset>35313</wp:posOffset>
+                  <wp:posOffset>65405</wp:posOffset>
                 </wp:positionV>
                 <wp:extent cx="38100" cy="933450"/>
                 <wp:effectExtent l="0" t="0" r="0" b="0"/>
@@ -4835,24 +3789,24 @@
               </wp:anchor>
             </w:drawing>
           </mc:Choice>
-          <mc:Fallback xmlns:a="http://schemas.openxmlformats.org/drawingml/2006/main">
+          <mc:Fallback>
             <w:pict>
-              <v:group id="Group 10912" style="width:3pt;height:73.5pt;position:absolute;mso-position-horizontal-relative:text;mso-position-horizontal:absolute;margin-left:9pt;mso-position-vertical-relative:text;margin-top:2.78052pt;" coordsize="381,9334">
-                <v:shape id="Shape 418" style="position:absolute;width:381;height:381;left:0;top:0;" coordsize="38100,38100" path="m19050,0c21576,0,24006,484,26340,1448c28674,2414,30734,3790,32520,5578c34307,7362,35683,9423,36650,11757c37617,14092,38100,16521,38100,19050c38100,21572,37617,24003,36650,26335c35683,28668,34307,30730,32520,32519c30734,34305,28674,35682,26340,36649c24006,37616,21576,38100,19050,38100c16524,38100,14094,37616,11760,36649c9426,35682,7366,34305,5580,32519c3793,30730,2417,28668,1450,26335c483,24003,0,21572,0,19050c0,16521,483,14092,1450,11757c2417,9423,3793,7362,5580,5578c7366,3790,9426,2414,11760,1448c14094,484,16524,0,19050,0x">
-                  <v:stroke weight="0pt" endcap="flat" joinstyle="miter" miterlimit="10" on="false" color="#000000" opacity="0"/>
-                  <v:fill on="true" color="#111111"/>
+              <v:group w14:anchorId="24A99EC8" id="Group 10912" o:spid="_x0000_s1026" style="position:absolute;margin-left:9pt;margin-top:5.15pt;width:3pt;height:73.5pt;z-index:251661312" coordsize="381,9334" o:gfxdata="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">
+                <v:shape id="Shape 418" o:spid="_x0000_s1027" style="position:absolute;width:381;height:381;visibility:visible;mso-wrap-style:square;v-text-anchor:top" coordsize="38100,38100" o:gfxdata="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" path="m19050,v2526,,4956,484,7290,1448c28674,2414,30734,3790,32520,5578v1787,1784,3163,3845,4130,6179c37617,14092,38100,16521,38100,19050v,2522,-483,4953,-1450,7285c35683,28668,34307,30730,32520,32519v-1786,1786,-3846,3163,-6180,4130c24006,37616,21576,38100,19050,38100v-2526,,-4956,-484,-7290,-1451c9426,35682,7366,34305,5580,32519,3793,30730,2417,28668,1450,26335,483,24003,,21572,,19050,,16521,483,14092,1450,11757,2417,9423,3793,7362,5580,5578,7366,3790,9426,2414,11760,1448,14094,484,16524,,19050,xe" fillcolor="#111" stroked="f" strokeweight="0">
+                  <v:stroke miterlimit="83231f" joinstyle="miter"/>
+                  <v:path arrowok="t" textboxrect="0,0,38100,38100"/>
                 </v:shape>
-                <v:shape id="Shape 421" style="position:absolute;width:381;height:381;left:0;top:3524;" coordsize="38100,38100" path="m19050,0c21576,0,24006,481,26340,1446c28674,2414,30734,3790,32520,5576c34307,7359,35683,9420,36650,11757c37617,14092,38100,16521,38100,19050c38100,21575,37617,24005,36650,26338c35683,28673,34307,30733,32520,32519c30734,34302,28674,35678,26340,36646c24006,37613,21576,38097,19050,38100c16524,38097,14094,37613,11760,36646c9426,35678,7366,34302,5580,32519c3793,30733,2417,28673,1450,26338c483,24005,0,21575,0,19050c0,16521,483,14092,1450,11757c2417,9420,3793,7359,5580,5576c7366,3790,9426,2414,11760,1446c14094,481,16524,0,19050,0x">
-                  <v:stroke weight="0pt" endcap="flat" joinstyle="miter" miterlimit="10" on="false" color="#000000" opacity="0"/>
-                  <v:fill on="true" color="#111111"/>
+                <v:shape id="Shape 421" o:spid="_x0000_s1028" style="position:absolute;top:3524;width:381;height:381;visibility:visible;mso-wrap-style:square;v-text-anchor:top" coordsize="38100,38100" o:gfxdata="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" path="m19050,v2526,,4956,481,7290,1446c28674,2414,30734,3790,32520,5576v1787,1783,3163,3844,4130,6181c37617,14092,38100,16521,38100,19050v,2525,-483,4955,-1450,7288c35683,28673,34307,30733,32520,32519v-1786,1783,-3846,3159,-6180,4127c24006,37613,21576,38097,19050,38100v-2526,-3,-4956,-487,-7290,-1454c9426,35678,7366,34302,5580,32519,3793,30733,2417,28673,1450,26338,483,24005,,21575,,19050,,16521,483,14092,1450,11757,2417,9420,3793,7359,5580,5576,7366,3790,9426,2414,11760,1446,14094,481,16524,,19050,xe" fillcolor="#111" stroked="f" strokeweight="0">
+                  <v:stroke miterlimit="83231f" joinstyle="miter"/>
+                  <v:path arrowok="t" textboxrect="0,0,38100,38100"/>
                 </v:shape>
-                <v:shape id="Shape 423" style="position:absolute;width:381;height:381;left:0;top:5429;" coordsize="38100,38100" path="m19050,0c21576,0,24006,484,26340,1448c28674,2414,30734,3790,32520,5578c34307,7362,35683,9423,36650,11754c37617,14092,38100,16521,38100,19050c38100,21575,37617,24005,36650,26338c35683,28670,34307,30730,32520,32519c30734,34305,28674,35682,26340,36649c24006,37616,21576,38100,19050,38100c16524,38100,14094,37616,11760,36649c9426,35682,7366,34305,5580,32519c3793,30730,2417,28670,1450,26338c483,24005,0,21575,0,19050c0,16521,483,14092,1450,11754c2417,9423,3793,7362,5580,5578c7366,3790,9426,2414,11760,1448c14094,484,16524,0,19050,0x">
-                  <v:stroke weight="0pt" endcap="flat" joinstyle="miter" miterlimit="10" on="false" color="#000000" opacity="0"/>
-                  <v:fill on="true" color="#111111"/>
+                <v:shape id="Shape 423" o:spid="_x0000_s1029" style="position:absolute;top:5429;width:381;height:381;visibility:visible;mso-wrap-style:square;v-text-anchor:top" coordsize="38100,38100" o:gfxdata="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" path="m19050,v2526,,4956,484,7290,1448c28674,2414,30734,3790,32520,5578v1787,1784,3163,3845,4130,6176c37617,14092,38100,16521,38100,19050v,2525,-483,4955,-1450,7288c35683,28670,34307,30730,32520,32519v-1786,1786,-3846,3163,-6180,4130c24006,37616,21576,38100,19050,38100v-2526,,-4956,-484,-7290,-1451c9426,35682,7366,34305,5580,32519,3793,30730,2417,28670,1450,26338,483,24005,,21575,,19050,,16521,483,14092,1450,11754,2417,9423,3793,7362,5580,5578,7366,3790,9426,2414,11760,1448,14094,484,16524,,19050,xe" fillcolor="#111" stroked="f" strokeweight="0">
+                  <v:stroke miterlimit="83231f" joinstyle="miter"/>
+                  <v:path arrowok="t" textboxrect="0,0,38100,38100"/>
                 </v:shape>
-                <v:shape id="Shape 426" style="position:absolute;width:381;height:381;left:0;top:8953;" coordsize="38100,38100" path="m19050,0c21576,0,24006,484,26340,1448c28674,2414,30734,3790,32520,5578c34307,7362,35683,9423,36650,11757c37617,14092,38100,16521,38100,19050c38100,21575,37617,24005,36650,26338c35683,28670,34307,30730,32520,32519c30734,34305,28674,35682,26340,36649c24006,37616,21576,38100,19050,38100c16524,38100,14094,37616,11760,36649c9426,35682,7366,34305,5580,32519c3793,30730,2417,28670,1450,26338c483,24005,0,21575,0,19050c0,16521,483,14092,1450,11757c2417,9423,3793,7362,5580,5578c7366,3790,9426,2414,11760,1448c14094,484,16524,0,19050,0x">
-                  <v:stroke weight="0pt" endcap="flat" joinstyle="miter" miterlimit="10" on="false" color="#000000" opacity="0"/>
-                  <v:fill on="true" color="#111111"/>
+                <v:shape id="Shape 426" o:spid="_x0000_s1030" style="position:absolute;top:8953;width:381;height:381;visibility:visible;mso-wrap-style:square;v-text-anchor:top" coordsize="38100,38100" o:gfxdata="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" path="m19050,v2526,,4956,484,7290,1448c28674,2414,30734,3790,32520,5578v1787,1784,3163,3845,4130,6179c37617,14092,38100,16521,38100,19050v,2525,-483,4955,-1450,7288c35683,28670,34307,30730,32520,32519v-1786,1786,-3846,3163,-6180,4130c24006,37616,21576,38100,19050,38100v-2526,,-4956,-484,-7290,-1451c9426,35682,7366,34305,5580,32519,3793,30730,2417,28670,1450,26338,483,24005,,21575,,19050,,16521,483,14092,1450,11757,2417,9423,3793,7362,5580,5578,7366,3790,9426,2414,11760,1448,14094,484,16524,,19050,xe" fillcolor="#111" stroked="f" strokeweight="0">
+                  <v:stroke miterlimit="83231f" joinstyle="miter"/>
+                  <v:path arrowok="t" textboxrect="0,0,38100,38100"/>
                 </v:shape>
                 <w10:wrap type="square"/>
               </v:group>
@@ -4904,7 +3858,7 @@
       </w:pPr>
       <w:r>
         <w:rPr>
-          <w:rFonts w:ascii="Calibri" w:eastAsia="Calibri" w:hAnsi="Calibri" w:cs="Calibri"/>
+          <w:rFonts w:eastAsia="Calibri"/>
           <w:noProof/>
           <w:color w:val="000000"/>
           <w:sz w:val="22"/>
@@ -4918,7 +3872,7 @@
                   <wp:posOffset>114300</wp:posOffset>
                 </wp:positionH>
                 <wp:positionV relativeFrom="paragraph">
-                  <wp:posOffset>35313</wp:posOffset>
+                  <wp:posOffset>73025</wp:posOffset>
                 </wp:positionV>
                 <wp:extent cx="38100" cy="419100"/>
                 <wp:effectExtent l="0" t="0" r="0" b="0"/>
@@ -5312,20 +4266,20 @@
               </wp:anchor>
             </w:drawing>
           </mc:Choice>
-          <mc:Fallback xmlns:a="http://schemas.openxmlformats.org/drawingml/2006/main">
+          <mc:Fallback>
             <w:pict>
-              <v:group id="Group 10913" style="width:3pt;height:33pt;position:absolute;mso-position-horizontal-relative:text;mso-position-horizontal:absolute;margin-left:9pt;mso-position-vertical-relative:text;margin-top:2.78052pt;" coordsize="381,4191">
-                <v:shape id="Shape 429" style="position:absolute;width:381;height:381;left:0;top:0;" coordsize="38100,38100" path="m19050,0c21576,0,24006,484,26340,1448c28674,2414,30734,3790,32520,5578c34307,7362,35683,9423,36650,11757c37617,14092,38100,16521,38100,19050c38100,21572,37617,24003,36650,26335c35683,28670,34307,30730,32520,32519c30734,34302,28674,35678,26340,36646c24006,37613,21576,38097,19050,38100c16524,38097,14094,37613,11760,36646c9426,35678,7366,34302,5580,32519c3793,30730,2417,28670,1450,26335c483,24003,0,21572,0,19050c0,16521,483,14092,1450,11757c2417,9423,3793,7362,5580,5578c7366,3790,9426,2414,11760,1448c14094,484,16524,0,19050,0x">
-                  <v:stroke weight="0pt" endcap="flat" joinstyle="miter" miterlimit="10" on="false" color="#000000" opacity="0"/>
-                  <v:fill on="true" color="#111111"/>
+              <v:group w14:anchorId="1EF79CBA" id="Group 10913" o:spid="_x0000_s1026" style="position:absolute;margin-left:9pt;margin-top:5.75pt;width:3pt;height:33pt;z-index:251662336" coordsize="38100,419100" o:gfxdata="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">
+                <v:shape id="Shape 429" o:spid="_x0000_s1027" style="position:absolute;width:38100;height:38100;visibility:visible;mso-wrap-style:square;v-text-anchor:top" coordsize="38100,38100" o:gfxdata="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" path="m19050,v2526,,4956,484,7290,1448c28674,2414,30734,3790,32520,5578v1787,1784,3163,3845,4130,6179c37617,14092,38100,16521,38100,19050v,2522,-483,4953,-1450,7285c35683,28670,34307,30730,32520,32519v-1786,1783,-3846,3159,-6180,4127c24006,37613,21576,38097,19050,38100v-2526,-3,-4956,-487,-7290,-1454c9426,35678,7366,34302,5580,32519,3793,30730,2417,28670,1450,26335,483,24003,,21572,,19050,,16521,483,14092,1450,11757,2417,9423,3793,7362,5580,5578,7366,3790,9426,2414,11760,1448,14094,484,16524,,19050,xe" fillcolor="#111" stroked="f" strokeweight="0">
+                  <v:stroke miterlimit="83231f" joinstyle="miter"/>
+                  <v:path arrowok="t" textboxrect="0,0,38100,38100"/>
                 </v:shape>
-                <v:shape id="Shape 431" style="position:absolute;width:381;height:381;left:0;top:1905;" coordsize="38100,38100" path="m19050,0c21576,0,24006,484,26340,1448c28674,2414,30734,3790,32520,5578c34307,7362,35683,9423,36650,11757c37617,14092,38100,16521,38100,19050c38100,21572,37617,24003,36650,26335c35683,28670,34307,30730,32520,32519c30734,34302,28674,35678,26340,36646c24006,37613,21576,38097,19050,38100c16524,38097,14094,37613,11760,36646c9426,35678,7366,34302,5580,32519c3793,30730,2417,28670,1450,26335c483,24003,0,21572,0,19050c0,16521,483,14092,1450,11757c2417,9423,3793,7362,5580,5578c7366,3790,9426,2414,11760,1448c14094,484,16524,0,19050,0x">
-                  <v:stroke weight="0pt" endcap="flat" joinstyle="miter" miterlimit="10" on="false" color="#000000" opacity="0"/>
-                  <v:fill on="true" color="#111111"/>
+                <v:shape id="Shape 431" o:spid="_x0000_s1028" style="position:absolute;top:190500;width:38100;height:38100;visibility:visible;mso-wrap-style:square;v-text-anchor:top" coordsize="38100,38100" o:gfxdata="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" path="m19050,v2526,,4956,484,7290,1448c28674,2414,30734,3790,32520,5578v1787,1784,3163,3845,4130,6179c37617,14092,38100,16521,38100,19050v,2522,-483,4953,-1450,7285c35683,28670,34307,30730,32520,32519v-1786,1783,-3846,3159,-6180,4127c24006,37613,21576,38097,19050,38100v-2526,-3,-4956,-487,-7290,-1454c9426,35678,7366,34302,5580,32519,3793,30730,2417,28670,1450,26335,483,24003,,21572,,19050,,16521,483,14092,1450,11757,2417,9423,3793,7362,5580,5578,7366,3790,9426,2414,11760,1448,14094,484,16524,,19050,xe" fillcolor="#111" stroked="f" strokeweight="0">
+                  <v:stroke miterlimit="83231f" joinstyle="miter"/>
+                  <v:path arrowok="t" textboxrect="0,0,38100,38100"/>
                 </v:shape>
-                <v:shape id="Shape 433" style="position:absolute;width:381;height:381;left:0;top:3810;" coordsize="38100,38100" path="m19050,0c21576,0,24006,484,26340,1448c28674,2415,30734,3792,32520,5578c34307,7362,35683,9423,36650,11754c37617,14092,38100,16521,38100,19050c38100,21572,37617,24003,36650,26335c35683,28668,34307,30728,32520,32516c30734,34300,28674,35677,26340,36646c24006,37613,21576,38097,19050,38100c16524,38097,14094,37613,11760,36646c9426,35677,7366,34300,5580,32516c3793,30728,2417,28668,1450,26335c483,24003,0,21572,0,19050c0,16521,483,14092,1450,11754c2417,9423,3793,7362,5580,5578c7366,3792,9426,2415,11760,1448c14094,484,16524,0,19050,0x">
-                  <v:stroke weight="0pt" endcap="flat" joinstyle="miter" miterlimit="10" on="false" color="#000000" opacity="0"/>
-                  <v:fill on="true" color="#111111"/>
+                <v:shape id="Shape 433" o:spid="_x0000_s1029" style="position:absolute;top:381000;width:38100;height:38100;visibility:visible;mso-wrap-style:square;v-text-anchor:top" coordsize="38100,38100" o:gfxdata="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" path="m19050,v2526,,4956,484,7290,1448c28674,2415,30734,3792,32520,5578v1787,1784,3163,3845,4130,6176c37617,14092,38100,16521,38100,19050v,2522,-483,4953,-1450,7285c35683,28668,34307,30728,32520,32516v-1786,1784,-3846,3161,-6180,4130c24006,37613,21576,38097,19050,38100v-2526,-3,-4956,-487,-7290,-1454c9426,35677,7366,34300,5580,32516,3793,30728,2417,28668,1450,26335,483,24003,,21572,,19050,,16521,483,14092,1450,11754,2417,9423,3793,7362,5580,5578,7366,3792,9426,2415,11760,1448,14094,484,16524,,19050,xe" fillcolor="#111" stroked="f" strokeweight="0">
+                  <v:stroke miterlimit="83231f" joinstyle="miter"/>
+                  <v:path arrowok="t" textboxrect="0,0,38100,38100"/>
                 </v:shape>
                 <w10:wrap type="square"/>
               </v:group>
@@ -5369,7 +4323,7 @@
       </w:pPr>
       <w:r>
         <w:rPr>
-          <w:rFonts w:ascii="Calibri" w:eastAsia="Calibri" w:hAnsi="Calibri" w:cs="Calibri"/>
+          <w:rFonts w:eastAsia="Calibri"/>
           <w:noProof/>
           <w:color w:val="000000"/>
           <w:sz w:val="22"/>
@@ -5383,10 +4337,10 @@
                   <wp:posOffset>114300</wp:posOffset>
                 </wp:positionH>
                 <wp:positionV relativeFrom="paragraph">
-                  <wp:posOffset>35313</wp:posOffset>
+                  <wp:posOffset>65405</wp:posOffset>
                 </wp:positionV>
                 <wp:extent cx="38100" cy="219075"/>
-                <wp:effectExtent l="0" t="0" r="0" b="0"/>
+                <wp:effectExtent l="0" t="0" r="0" b="9525"/>
                 <wp:wrapSquare wrapText="bothSides"/>
                 <wp:docPr id="10914" name="Group 10914"/>
                 <wp:cNvGraphicFramePr/>
@@ -5654,16 +4608,16 @@
               </wp:anchor>
             </w:drawing>
           </mc:Choice>
-          <mc:Fallback xmlns:a="http://schemas.openxmlformats.org/drawingml/2006/main">
+          <mc:Fallback>
             <w:pict>
-              <v:group id="Group 10914" style="width:3pt;height:17.25pt;position:absolute;mso-position-horizontal-relative:text;mso-position-horizontal:absolute;margin-left:9pt;mso-position-vertical-relative:text;margin-top:2.78052pt;" coordsize="381,2190">
-                <v:shape id="Shape 436" style="position:absolute;width:381;height:381;left:0;top:0;" coordsize="38100,38100" path="m19050,0c21576,0,24006,481,26340,1446c28674,2414,30734,3790,32520,5576c34307,7359,35683,9420,36650,11757c37617,14092,38100,16521,38100,19050c38100,21572,37617,24003,36650,26335c35683,28670,34307,30730,32520,32519c30734,34302,28674,35678,26340,36646c24006,37613,21576,38097,19050,38100c16524,38097,14094,37613,11760,36646c9426,35678,7366,34302,5580,32519c3793,30730,2417,28670,1450,26335c483,24003,0,21572,0,19050c0,16521,483,14092,1450,11757c2417,9420,3793,7359,5580,5576c7366,3790,9426,2414,11760,1446c14094,481,16524,0,19050,0x">
-                  <v:stroke weight="0pt" endcap="flat" joinstyle="miter" miterlimit="10" on="false" color="#000000" opacity="0"/>
-                  <v:fill on="true" color="#111111"/>
+              <v:group w14:anchorId="20787E33" id="Group 10914" o:spid="_x0000_s1026" style="position:absolute;margin-left:9pt;margin-top:5.15pt;width:3pt;height:17.25pt;z-index:251663360" coordsize="38100,219075" o:gfxdata="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">
+                <v:shape id="Shape 436" o:spid="_x0000_s1027" style="position:absolute;width:38100;height:38100;visibility:visible;mso-wrap-style:square;v-text-anchor:top" coordsize="38100,38100" o:gfxdata="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" path="m19050,v2526,,4956,481,7290,1446c28674,2414,30734,3790,32520,5576v1787,1783,3163,3844,4130,6181c37617,14092,38100,16521,38100,19050v,2522,-483,4953,-1450,7285c35683,28670,34307,30730,32520,32519v-1786,1783,-3846,3159,-6180,4127c24006,37613,21576,38097,19050,38100v-2526,-3,-4956,-487,-7290,-1454c9426,35678,7366,34302,5580,32519,3793,30730,2417,28670,1450,26335,483,24003,,21572,,19050,,16521,483,14092,1450,11757,2417,9420,3793,7359,5580,5576,7366,3790,9426,2414,11760,1446,14094,481,16524,,19050,xe" fillcolor="#111" stroked="f" strokeweight="0">
+                  <v:stroke miterlimit="83231f" joinstyle="miter"/>
+                  <v:path arrowok="t" textboxrect="0,0,38100,38100"/>
                 </v:shape>
-                <v:shape id="Shape 438" style="position:absolute;width:381;height:381;left:0;top:1809;" coordsize="38100,38100" path="m19050,0c21576,0,24006,481,26340,1446c28674,2414,30734,3790,32520,5576c34307,7359,35683,9420,36650,11757c37617,14092,38100,16521,38100,19050c38100,21572,37617,24003,36650,26335c35683,28670,34307,30730,32520,32519c30734,34302,28674,35678,26340,36646c24006,37613,21576,38097,19050,38100c16524,38097,14094,37613,11760,36646c9426,35678,7366,34302,5580,32519c3793,30730,2417,28670,1450,26335c483,24003,0,21572,0,19050c0,16521,483,14092,1450,11757c2417,9420,3793,7359,5580,5576c7366,3790,9426,2414,11760,1446c14094,481,16524,0,19050,0x">
-                  <v:stroke weight="0pt" endcap="flat" joinstyle="miter" miterlimit="10" on="false" color="#000000" opacity="0"/>
-                  <v:fill on="true" color="#111111"/>
+                <v:shape id="Shape 438" o:spid="_x0000_s1028" style="position:absolute;top:180975;width:38100;height:38100;visibility:visible;mso-wrap-style:square;v-text-anchor:top" coordsize="38100,38100" o:gfxdata="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" path="m19050,v2526,,4956,481,7290,1446c28674,2414,30734,3790,32520,5576v1787,1783,3163,3844,4130,6181c37617,14092,38100,16521,38100,19050v,2522,-483,4953,-1450,7285c35683,28670,34307,30730,32520,32519v-1786,1783,-3846,3159,-6180,4127c24006,37613,21576,38097,19050,38100v-2526,-3,-4956,-487,-7290,-1454c9426,35678,7366,34302,5580,32519,3793,30730,2417,28670,1450,26335,483,24003,,21572,,19050,,16521,483,14092,1450,11757,2417,9420,3793,7359,5580,5576,7366,3790,9426,2414,11760,1446,14094,481,16524,,19050,xe" fillcolor="#111" stroked="f" strokeweight="0">
+                  <v:stroke miterlimit="83231f" joinstyle="miter"/>
+                  <v:path arrowok="t" textboxrect="0,0,38100,38100"/>
                 </v:shape>
                 <w10:wrap type="square"/>
               </v:group>
@@ -5769,7 +4723,7 @@
       </w:pPr>
       <w:r>
         <w:rPr>
-          <w:rFonts w:ascii="Calibri" w:eastAsia="Calibri" w:hAnsi="Calibri" w:cs="Calibri"/>
+          <w:rFonts w:eastAsia="Calibri"/>
           <w:noProof/>
           <w:color w:val="000000"/>
           <w:sz w:val="22"/>
@@ -5783,7 +4737,7 @@
                   <wp:posOffset>114300</wp:posOffset>
                 </wp:positionH>
                 <wp:positionV relativeFrom="paragraph">
-                  <wp:posOffset>35313</wp:posOffset>
+                  <wp:posOffset>80645</wp:posOffset>
                 </wp:positionV>
                 <wp:extent cx="38100" cy="962023"/>
                 <wp:effectExtent l="0" t="0" r="0" b="0"/>
@@ -6423,28 +5377,28 @@
               </wp:anchor>
             </w:drawing>
           </mc:Choice>
-          <mc:Fallback xmlns:a="http://schemas.openxmlformats.org/drawingml/2006/main">
+          <mc:Fallback>
             <w:pict>
-              <v:group id="Group 10915" style="width:3pt;height:75.7499pt;position:absolute;mso-position-horizontal-relative:text;mso-position-horizontal:absolute;margin-left:9pt;mso-position-vertical-relative:text;margin-top:2.78052pt;" coordsize="381,9620">
-                <v:shape id="Shape 455" style="position:absolute;width:381;height:381;left:0;top:0;" coordsize="38100,38100" path="m19050,0c21576,0,24006,484,26340,1448c28674,2414,30734,3790,32520,5576c34307,7362,35683,9423,36650,11754c37617,14089,38100,16521,38100,19050c38100,21575,37617,24005,36650,26338c35683,28670,34307,30730,32520,32519c30734,34302,28674,35678,26340,36646c24006,37612,21576,38097,19050,38100c16524,38097,14094,37612,11760,36646c9426,35678,7366,34302,5580,32519c3793,30730,2417,28670,1450,26338c483,24005,0,21575,0,19050c0,16521,483,14089,1450,11754c2417,9423,3793,7362,5580,5576c7366,3790,9426,2414,11760,1448c14094,484,16524,0,19050,0x">
-                  <v:stroke weight="0pt" endcap="flat" joinstyle="miter" miterlimit="10" on="false" color="#000000" opacity="0"/>
-                  <v:fill on="true" color="#111111"/>
+              <v:group w14:anchorId="6AAD3CF2" id="Group 10915" o:spid="_x0000_s1026" style="position:absolute;margin-left:9pt;margin-top:6.35pt;width:3pt;height:75.75pt;z-index:251664384" coordsize="381,9620" o:gfxdata="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">
+                <v:shape id="Shape 455" o:spid="_x0000_s1027" style="position:absolute;width:381;height:381;visibility:visible;mso-wrap-style:square;v-text-anchor:top" coordsize="38100,38100" o:gfxdata="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" path="m19050,v2526,,4956,484,7290,1448c28674,2414,30734,3790,32520,5576v1787,1786,3163,3847,4130,6178c37617,14089,38100,16521,38100,19050v,2525,-483,4955,-1450,7288c35683,28670,34307,30730,32520,32519v-1786,1783,-3846,3159,-6180,4127c24006,37612,21576,38097,19050,38100v-2526,-3,-4956,-488,-7290,-1454c9426,35678,7366,34302,5580,32519,3793,30730,2417,28670,1450,26338,483,24005,,21575,,19050,,16521,483,14089,1450,11754,2417,9423,3793,7362,5580,5576,7366,3790,9426,2414,11760,1448,14094,484,16524,,19050,xe" fillcolor="#111" stroked="f" strokeweight="0">
+                  <v:stroke miterlimit="83231f" joinstyle="miter"/>
+                  <v:path arrowok="t" textboxrect="0,0,38100,38100"/>
                 </v:shape>
-                <v:shape id="Shape 457" style="position:absolute;width:381;height:381;left:0;top:1904;" coordsize="38100,38100" path="m19050,0c21576,0,24006,484,26340,1448c28674,2415,30734,3792,32520,5581c34307,7364,35683,9423,36650,11757c37617,14092,38100,16523,38100,19050c38100,21574,37617,24005,36650,26339c35683,28671,34307,30733,32520,32519c30734,34305,28674,35682,26340,36646c24006,37613,21576,38100,19050,38100c16524,38100,14094,37613,11760,36646c9426,35682,7366,34305,5580,32519c3793,30733,2417,28671,1450,26339c483,24005,0,21574,0,19050c0,16523,483,14092,1450,11757c2417,9423,3793,7364,5580,5581c7366,3792,9426,2415,11760,1448c14094,484,16524,0,19050,0x">
-                  <v:stroke weight="0pt" endcap="flat" joinstyle="miter" miterlimit="10" on="false" color="#000000" opacity="0"/>
-                  <v:fill on="true" color="#111111"/>
+                <v:shape id="Shape 457" o:spid="_x0000_s1028" style="position:absolute;top:1904;width:381;height:381;visibility:visible;mso-wrap-style:square;v-text-anchor:top" coordsize="38100,38100" o:gfxdata="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" path="m19050,v2526,,4956,484,7290,1448c28674,2415,30734,3792,32520,5581v1787,1783,3163,3842,4130,6176c37617,14092,38100,16523,38100,19050v,2524,-483,4955,-1450,7289c35683,28671,34307,30733,32520,32519v-1786,1786,-3846,3163,-6180,4127c24006,37613,21576,38100,19050,38100v-2526,,-4956,-487,-7290,-1454c9426,35682,7366,34305,5580,32519,3793,30733,2417,28671,1450,26339,483,24005,,21574,,19050,,16523,483,14092,1450,11757,2417,9423,3793,7364,5580,5581,7366,3792,9426,2415,11760,1448,14094,484,16524,,19050,xe" fillcolor="#111" stroked="f" strokeweight="0">
+                  <v:stroke miterlimit="83231f" joinstyle="miter"/>
+                  <v:path arrowok="t" textboxrect="0,0,38100,38100"/>
                 </v:shape>
-                <v:shape id="Shape 460" style="position:absolute;width:381;height:381;left:0;top:5429;" coordsize="38100,38100" path="m19050,0c21576,0,24006,484,26340,1448c28674,2415,30734,3792,32520,5578c34307,7364,35683,9423,36650,11757c37617,14092,38100,16523,38100,19050c38100,21577,37617,24008,36650,26339c35683,28671,34307,30733,32520,32519c30734,34305,28674,35682,26340,36649c24006,37613,21576,38100,19050,38100c16524,38100,14094,37613,11760,36649c9426,35682,7366,34305,5580,32519c3793,30733,2417,28671,1450,26339c483,24008,0,21577,0,19050c0,16523,483,14092,1450,11757c2417,9423,3793,7364,5580,5578c7366,3792,9426,2415,11760,1448c14094,484,16524,0,19050,0x">
-                  <v:stroke weight="0pt" endcap="flat" joinstyle="miter" miterlimit="10" on="false" color="#000000" opacity="0"/>
-                  <v:fill on="true" color="#111111"/>
+                <v:shape id="Shape 460" o:spid="_x0000_s1029" style="position:absolute;top:5429;width:381;height:381;visibility:visible;mso-wrap-style:square;v-text-anchor:top" coordsize="38100,38100" o:gfxdata="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" path="m19050,v2526,,4956,484,7290,1448c28674,2415,30734,3792,32520,5578v1787,1786,3163,3845,4130,6179c37617,14092,38100,16523,38100,19050v,2527,-483,4958,-1450,7289c35683,28671,34307,30733,32520,32519v-1786,1786,-3846,3163,-6180,4130c24006,37613,21576,38100,19050,38100v-2526,,-4956,-487,-7290,-1451c9426,35682,7366,34305,5580,32519,3793,30733,2417,28671,1450,26339,483,24008,,21577,,19050,,16523,483,14092,1450,11757,2417,9423,3793,7364,5580,5578,7366,3792,9426,2415,11760,1448,14094,484,16524,,19050,xe" fillcolor="#111" stroked="f" strokeweight="0">
+                  <v:stroke miterlimit="83231f" joinstyle="miter"/>
+                  <v:path arrowok="t" textboxrect="0,0,38100,38100"/>
                 </v:shape>
-                <v:shape id="Shape 462" style="position:absolute;width:381;height:381;left:0;top:7334;" coordsize="38100,38100" path="m19050,0c21576,0,24006,484,26340,1448c28674,2415,30734,3792,32520,5578c34307,7364,35683,9423,36650,11757c37617,14089,38100,16520,38100,19050c38100,21574,37617,24005,36650,26339c35683,28671,34307,30733,32520,32519c30734,34305,28674,35682,26340,36646c24006,37613,21576,38100,19050,38100c16524,38100,14094,37613,11760,36646c9426,35682,7366,34305,5580,32519c3793,30733,2417,28671,1450,26339c483,24005,0,21574,0,19050c0,16520,483,14089,1450,11757c2417,9423,3793,7364,5580,5578c7366,3792,9426,2415,11760,1448c14094,484,16524,0,19050,0x">
-                  <v:stroke weight="0pt" endcap="flat" joinstyle="miter" miterlimit="10" on="false" color="#000000" opacity="0"/>
-                  <v:fill on="true" color="#111111"/>
+                <v:shape id="Shape 462" o:spid="_x0000_s1030" style="position:absolute;top:7334;width:381;height:381;visibility:visible;mso-wrap-style:square;v-text-anchor:top" coordsize="38100,38100" o:gfxdata="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" path="m19050,v2526,,4956,484,7290,1448c28674,2415,30734,3792,32520,5578v1787,1786,3163,3845,4130,6179c37617,14089,38100,16520,38100,19050v,2524,-483,4955,-1450,7289c35683,28671,34307,30733,32520,32519v-1786,1786,-3846,3163,-6180,4127c24006,37613,21576,38100,19050,38100v-2526,,-4956,-487,-7290,-1454c9426,35682,7366,34305,5580,32519,3793,30733,2417,28671,1450,26339,483,24005,,21574,,19050,,16520,483,14089,1450,11757,2417,9423,3793,7364,5580,5578,7366,3792,9426,2415,11760,1448,14094,484,16524,,19050,xe" fillcolor="#111" stroked="f" strokeweight="0">
+                  <v:stroke miterlimit="83231f" joinstyle="miter"/>
+                  <v:path arrowok="t" textboxrect="0,0,38100,38100"/>
                 </v:shape>
-                <v:shape id="Shape 464" style="position:absolute;width:381;height:381;left:0;top:9239;" coordsize="38100,38100" path="m19050,0c21576,0,24006,484,26340,1448c28674,2415,30734,3792,32520,5581c34307,7367,35683,9426,36650,11757c37617,14092,38100,16523,38100,19050c38100,21574,37617,24005,36650,26339c35683,28671,34307,30733,32520,32519c30734,34305,28674,35682,26340,36646c24006,37613,21576,38100,19050,38100c16524,38100,14094,37613,11760,36646c9426,35682,7366,34305,5580,32519c3793,30733,2417,28671,1450,26339c483,24005,0,21574,0,19050c0,16523,483,14092,1450,11757c2417,9426,3793,7367,5580,5581c7366,3792,9426,2415,11760,1448c14094,484,16524,0,19050,0x">
-                  <v:stroke weight="0pt" endcap="flat" joinstyle="miter" miterlimit="10" on="false" color="#000000" opacity="0"/>
-                  <v:fill on="true" color="#111111"/>
+                <v:shape id="Shape 464" o:spid="_x0000_s1031" style="position:absolute;top:9239;width:381;height:381;visibility:visible;mso-wrap-style:square;v-text-anchor:top" coordsize="38100,38100" o:gfxdata="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" path="m19050,v2526,,4956,484,7290,1448c28674,2415,30734,3792,32520,5581v1787,1786,3163,3845,4130,6176c37617,14092,38100,16523,38100,19050v,2524,-483,4955,-1450,7289c35683,28671,34307,30733,32520,32519v-1786,1786,-3846,3163,-6180,4127c24006,37613,21576,38100,19050,38100v-2526,,-4956,-487,-7290,-1454c9426,35682,7366,34305,5580,32519,3793,30733,2417,28671,1450,26339,483,24005,,21574,,19050,,16523,483,14092,1450,11757,2417,9426,3793,7367,5580,5581,7366,3792,9426,2415,11760,1448,14094,484,16524,,19050,xe" fillcolor="#111" stroked="f" strokeweight="0">
+                  <v:stroke miterlimit="83231f" joinstyle="miter"/>
+                  <v:path arrowok="t" textboxrect="0,0,38100,38100"/>
                 </v:shape>
                 <w10:wrap type="square"/>
               </v:group>
@@ -6490,6 +5444,11 @@
     </w:p>
     <w:p>
       <w:pPr>
+        <w:ind w:left="190"/>
+      </w:pPr>
+    </w:p>
+    <w:p>
+      <w:pPr>
         <w:pStyle w:val="Heading1"/>
         <w:ind w:left="-5"/>
       </w:pPr>
@@ -6520,7 +5479,7 @@
       </w:pPr>
       <w:r>
         <w:rPr>
-          <w:rFonts w:ascii="Calibri" w:eastAsia="Calibri" w:hAnsi="Calibri" w:cs="Calibri"/>
+          <w:rFonts w:eastAsia="Calibri"/>
           <w:noProof/>
           <w:color w:val="000000"/>
           <w:sz w:val="22"/>
@@ -6970,193 +5929,12 @@
         <w:t>Not performed: full manual visual/browser sign-in, all student/admin regression flows, and responsive layout review.</w:t>
       </w:r>
     </w:p>
-    <w:tbl>
-      <w:tblPr>
-        <w:tblStyle w:val="TableGrid"/>
-        <w:tblpPr w:vertAnchor="page" w:horzAnchor="page" w:tblpX="1149" w:tblpY="14319"/>
-        <w:tblOverlap w:val="never"/>
-        <w:tblW w:w="9615" w:type="dxa"/>
-        <w:tblInd w:w="0" w:type="dxa"/>
-        <w:tblCellMar>
-          <w:left w:w="104" w:type="dxa"/>
-          <w:right w:w="115" w:type="dxa"/>
-        </w:tblCellMar>
-        <w:tblLook w:val="04A0" w:firstRow="1" w:lastRow="0" w:firstColumn="1" w:lastColumn="0" w:noHBand="0" w:noVBand="1"/>
-      </w:tblPr>
-      <w:tblGrid>
-        <w:gridCol w:w="5998"/>
-        <w:gridCol w:w="3617"/>
-      </w:tblGrid>
-      <w:tr>
-        <w:trPr>
-          <w:trHeight w:val="401"/>
-        </w:trPr>
-        <w:tc>
-          <w:tcPr>
-            <w:tcW w:w="5998" w:type="dxa"/>
-            <w:tcBorders>
-              <w:top w:val="single" w:sz="6" w:space="0" w:color="222222"/>
-              <w:left w:val="single" w:sz="6" w:space="0" w:color="222222"/>
-              <w:bottom w:val="single" w:sz="6" w:space="0" w:color="222222"/>
-              <w:right w:val="single" w:sz="6" w:space="0" w:color="222222"/>
-            </w:tcBorders>
-            <w:shd w:val="clear" w:color="auto" w:fill="E9E9E9"/>
-            <w:vAlign w:val="center"/>
-          </w:tcPr>
-          <w:p>
-            <w:pPr>
-              <w:spacing w:after="0"/>
-              <w:ind w:left="2" w:firstLine="0"/>
-              <w:jc w:val="left"/>
-            </w:pPr>
-            <w:r>
-              <w:rPr>
-                <w:b/>
-                <w:sz w:val="18"/>
-              </w:rPr>
-              <w:t>Test Result</w:t>
-            </w:r>
-          </w:p>
-        </w:tc>
-        <w:tc>
-          <w:tcPr>
-            <w:tcW w:w="3617" w:type="dxa"/>
-            <w:tcBorders>
-              <w:top w:val="single" w:sz="6" w:space="0" w:color="222222"/>
-              <w:left w:val="single" w:sz="6" w:space="0" w:color="222222"/>
-              <w:bottom w:val="single" w:sz="6" w:space="0" w:color="222222"/>
-              <w:right w:val="single" w:sz="6" w:space="0" w:color="222222"/>
-            </w:tcBorders>
-            <w:shd w:val="clear" w:color="auto" w:fill="E9E9E9"/>
-            <w:vAlign w:val="center"/>
-          </w:tcPr>
-          <w:p>
-            <w:pPr>
-              <w:spacing w:after="0"/>
-              <w:ind w:left="0" w:firstLine="0"/>
-              <w:jc w:val="left"/>
-            </w:pPr>
-            <w:r>
-              <w:rPr>
-                <w:b/>
-                <w:sz w:val="18"/>
-              </w:rPr>
-              <w:t>Count</w:t>
-            </w:r>
-          </w:p>
-        </w:tc>
-      </w:tr>
-      <w:tr>
-        <w:trPr>
-          <w:trHeight w:val="392"/>
-        </w:trPr>
-        <w:tc>
-          <w:tcPr>
-            <w:tcW w:w="5998" w:type="dxa"/>
-            <w:tcBorders>
-              <w:top w:val="single" w:sz="6" w:space="0" w:color="222222"/>
-              <w:left w:val="single" w:sz="6" w:space="0" w:color="222222"/>
-              <w:bottom w:val="single" w:sz="6" w:space="0" w:color="222222"/>
-              <w:right w:val="single" w:sz="6" w:space="0" w:color="222222"/>
-            </w:tcBorders>
-            <w:vAlign w:val="center"/>
-          </w:tcPr>
-          <w:p>
-            <w:pPr>
-              <w:spacing w:after="0"/>
-              <w:ind w:left="2" w:firstLine="0"/>
-              <w:jc w:val="left"/>
-            </w:pPr>
-            <w:r>
-              <w:rPr>
-                <w:sz w:val="18"/>
-              </w:rPr>
-              <w:t>Total Test Cases</w:t>
-            </w:r>
-          </w:p>
-        </w:tc>
-        <w:tc>
-          <w:tcPr>
-            <w:tcW w:w="3617" w:type="dxa"/>
-            <w:tcBorders>
-              <w:top w:val="single" w:sz="6" w:space="0" w:color="222222"/>
-              <w:left w:val="single" w:sz="6" w:space="0" w:color="222222"/>
-              <w:bottom w:val="single" w:sz="6" w:space="0" w:color="222222"/>
-              <w:right w:val="single" w:sz="6" w:space="0" w:color="222222"/>
-            </w:tcBorders>
-            <w:vAlign w:val="center"/>
-          </w:tcPr>
-          <w:p>
-            <w:pPr>
-              <w:spacing w:after="0"/>
-              <w:ind w:left="0" w:firstLine="0"/>
-              <w:jc w:val="left"/>
-            </w:pPr>
-            <w:r>
-              <w:rPr>
-                <w:sz w:val="18"/>
-              </w:rPr>
-              <w:t>14</w:t>
-            </w:r>
-          </w:p>
-        </w:tc>
-      </w:tr>
-      <w:tr>
-        <w:trPr>
-          <w:trHeight w:val="405"/>
-        </w:trPr>
-        <w:tc>
-          <w:tcPr>
-            <w:tcW w:w="5998" w:type="dxa"/>
-            <w:tcBorders>
-              <w:top w:val="single" w:sz="6" w:space="0" w:color="222222"/>
-              <w:left w:val="single" w:sz="6" w:space="0" w:color="222222"/>
-              <w:bottom w:val="single" w:sz="6" w:space="0" w:color="222222"/>
-              <w:right w:val="single" w:sz="6" w:space="0" w:color="222222"/>
-            </w:tcBorders>
-            <w:vAlign w:val="center"/>
-          </w:tcPr>
-          <w:p>
-            <w:pPr>
-              <w:spacing w:after="0"/>
-              <w:ind w:left="2" w:firstLine="0"/>
-              <w:jc w:val="left"/>
-            </w:pPr>
-            <w:r>
-              <w:rPr>
-                <w:sz w:val="18"/>
-              </w:rPr>
-              <w:t>Passed</w:t>
-            </w:r>
-          </w:p>
-        </w:tc>
-        <w:tc>
-          <w:tcPr>
-            <w:tcW w:w="3617" w:type="dxa"/>
-            <w:tcBorders>
-              <w:top w:val="single" w:sz="6" w:space="0" w:color="222222"/>
-              <w:left w:val="single" w:sz="6" w:space="0" w:color="222222"/>
-              <w:bottom w:val="single" w:sz="6" w:space="0" w:color="222222"/>
-              <w:right w:val="single" w:sz="6" w:space="0" w:color="222222"/>
-            </w:tcBorders>
-            <w:vAlign w:val="center"/>
-          </w:tcPr>
-          <w:p>
-            <w:pPr>
-              <w:spacing w:after="0"/>
-              <w:ind w:left="0" w:firstLine="0"/>
-              <w:jc w:val="left"/>
-            </w:pPr>
-            <w:r>
-              <w:rPr>
-                <w:sz w:val="18"/>
-              </w:rPr>
-              <w:t>10</w:t>
-            </w:r>
-          </w:p>
-        </w:tc>
-      </w:tr>
-    </w:tbl>
+    <w:p>
+      <w:pPr>
+        <w:spacing w:after="189"/>
+        <w:ind w:left="0" w:firstLine="0"/>
+      </w:pPr>
+    </w:p>
     <w:p>
       <w:pPr>
         <w:pStyle w:val="Heading2"/>
@@ -7615,20 +6393,7 @@
               <w:rPr>
                 <w:sz w:val="18"/>
               </w:rPr>
-              <w:t>Not</w:t>
-            </w:r>
-          </w:p>
-          <w:p>
-            <w:pPr>
-              <w:spacing w:after="0"/>
-              <w:ind w:left="0" w:firstLine="0"/>
-              <w:jc w:val="left"/>
-            </w:pPr>
-            <w:r>
-              <w:rPr>
-                <w:sz w:val="18"/>
-              </w:rPr>
-              <w:t>Tested</w:t>
+              <w:t>Pass</w:t>
             </w:r>
           </w:p>
         </w:tc>
@@ -8558,258 +7323,19 @@
               <w:rPr>
                 <w:sz w:val="18"/>
               </w:rPr>
-              <w:t>Not</w:t>
-            </w:r>
-          </w:p>
-          <w:p>
-            <w:pPr>
-              <w:spacing w:after="0"/>
-              <w:ind w:left="0" w:firstLine="0"/>
-              <w:jc w:val="left"/>
-            </w:pPr>
-            <w:r>
-              <w:rPr>
-                <w:sz w:val="18"/>
-              </w:rPr>
-              <w:t>Tested</w:t>
-            </w:r>
-          </w:p>
-        </w:tc>
-      </w:tr>
-      <w:tr>
-        <w:trPr>
-          <w:trHeight w:val="615"/>
-        </w:trPr>
-        <w:tc>
-          <w:tcPr>
-            <w:tcW w:w="718" w:type="dxa"/>
-            <w:tcBorders>
-              <w:top w:val="single" w:sz="6" w:space="0" w:color="222222"/>
-              <w:left w:val="single" w:sz="6" w:space="0" w:color="222222"/>
-              <w:bottom w:val="single" w:sz="6" w:space="0" w:color="222222"/>
-              <w:right w:val="single" w:sz="6" w:space="0" w:color="222222"/>
-            </w:tcBorders>
-          </w:tcPr>
-          <w:p>
-            <w:pPr>
-              <w:spacing w:after="0"/>
-              <w:ind w:left="5" w:firstLine="0"/>
-              <w:jc w:val="left"/>
-            </w:pPr>
-            <w:r>
-              <w:rPr>
-                <w:sz w:val="18"/>
-              </w:rPr>
-              <w:t>TC13</w:t>
-            </w:r>
-          </w:p>
-        </w:tc>
-        <w:tc>
-          <w:tcPr>
-            <w:tcW w:w="4740" w:type="dxa"/>
-            <w:tcBorders>
-              <w:top w:val="single" w:sz="6" w:space="0" w:color="222222"/>
-              <w:left w:val="single" w:sz="6" w:space="0" w:color="222222"/>
-              <w:bottom w:val="single" w:sz="6" w:space="0" w:color="222222"/>
-              <w:right w:val="single" w:sz="6" w:space="0" w:color="222222"/>
-            </w:tcBorders>
-            <w:vAlign w:val="center"/>
-          </w:tcPr>
-          <w:p>
-            <w:pPr>
-              <w:spacing w:after="0"/>
-              <w:ind w:left="9" w:right="16" w:firstLine="0"/>
-              <w:jc w:val="left"/>
-            </w:pPr>
-            <w:r>
-              <w:rPr>
-                <w:sz w:val="18"/>
-              </w:rPr>
-              <w:t>Review the catalogue, login, and borrowing pages in a browser at desktop/mobile sizes.</w:t>
-            </w:r>
-          </w:p>
-        </w:tc>
-        <w:tc>
-          <w:tcPr>
-            <w:tcW w:w="3270" w:type="dxa"/>
-            <w:tcBorders>
-              <w:top w:val="single" w:sz="6" w:space="0" w:color="222222"/>
-              <w:left w:val="single" w:sz="6" w:space="0" w:color="222222"/>
-              <w:bottom w:val="single" w:sz="6" w:space="0" w:color="222222"/>
-              <w:right w:val="single" w:sz="6" w:space="0" w:color="222222"/>
-            </w:tcBorders>
-          </w:tcPr>
-          <w:p>
-            <w:pPr>
-              <w:spacing w:after="0"/>
-              <w:ind w:left="14" w:firstLine="0"/>
-              <w:jc w:val="left"/>
-            </w:pPr>
-            <w:r>
-              <w:rPr>
-                <w:sz w:val="18"/>
-              </w:rPr>
-              <w:t>Navigation and layout remain usable.</w:t>
-            </w:r>
-          </w:p>
-        </w:tc>
-        <w:tc>
-          <w:tcPr>
-            <w:tcW w:w="887" w:type="dxa"/>
-            <w:tcBorders>
-              <w:top w:val="single" w:sz="6" w:space="0" w:color="222222"/>
-              <w:left w:val="single" w:sz="6" w:space="0" w:color="222222"/>
-              <w:bottom w:val="single" w:sz="6" w:space="0" w:color="222222"/>
-              <w:right w:val="single" w:sz="6" w:space="0" w:color="222222"/>
-            </w:tcBorders>
-            <w:vAlign w:val="center"/>
-          </w:tcPr>
-          <w:p>
-            <w:pPr>
-              <w:spacing w:after="0"/>
-              <w:ind w:left="0" w:firstLine="0"/>
-              <w:jc w:val="left"/>
-            </w:pPr>
-            <w:r>
-              <w:rPr>
-                <w:sz w:val="18"/>
-              </w:rPr>
-              <w:t>Not</w:t>
-            </w:r>
-          </w:p>
-          <w:p>
-            <w:pPr>
-              <w:spacing w:after="0"/>
-              <w:ind w:left="0" w:firstLine="0"/>
-              <w:jc w:val="left"/>
-            </w:pPr>
-            <w:r>
-              <w:rPr>
-                <w:sz w:val="18"/>
-              </w:rPr>
-              <w:t>Tested</w:t>
-            </w:r>
-          </w:p>
-        </w:tc>
-      </w:tr>
-      <w:tr>
-        <w:trPr>
-          <w:trHeight w:val="630"/>
-        </w:trPr>
-        <w:tc>
-          <w:tcPr>
-            <w:tcW w:w="718" w:type="dxa"/>
-            <w:tcBorders>
-              <w:top w:val="single" w:sz="6" w:space="0" w:color="222222"/>
-              <w:left w:val="single" w:sz="6" w:space="0" w:color="222222"/>
-              <w:bottom w:val="single" w:sz="6" w:space="0" w:color="222222"/>
-              <w:right w:val="single" w:sz="6" w:space="0" w:color="222222"/>
-            </w:tcBorders>
-          </w:tcPr>
-          <w:p>
-            <w:pPr>
-              <w:spacing w:after="0"/>
-              <w:ind w:left="5" w:firstLine="0"/>
-              <w:jc w:val="left"/>
-            </w:pPr>
-            <w:r>
-              <w:rPr>
-                <w:sz w:val="18"/>
-              </w:rPr>
-              <w:t>TC14</w:t>
-            </w:r>
-          </w:p>
-        </w:tc>
-        <w:tc>
-          <w:tcPr>
-            <w:tcW w:w="4740" w:type="dxa"/>
-            <w:tcBorders>
-              <w:top w:val="single" w:sz="6" w:space="0" w:color="222222"/>
-              <w:left w:val="single" w:sz="6" w:space="0" w:color="222222"/>
-              <w:bottom w:val="single" w:sz="6" w:space="0" w:color="222222"/>
-              <w:right w:val="single" w:sz="6" w:space="0" w:color="222222"/>
-            </w:tcBorders>
-            <w:vAlign w:val="center"/>
-          </w:tcPr>
-          <w:p>
-            <w:pPr>
-              <w:spacing w:after="0"/>
-              <w:ind w:left="9" w:firstLine="0"/>
-              <w:jc w:val="left"/>
-            </w:pPr>
-            <w:r>
-              <w:rPr>
-                <w:sz w:val="18"/>
-              </w:rPr>
-              <w:t>Run librarian login and existing books, students, issue/return, and reports regression.</w:t>
-            </w:r>
-          </w:p>
-        </w:tc>
-        <w:tc>
-          <w:tcPr>
-            <w:tcW w:w="3270" w:type="dxa"/>
-            <w:tcBorders>
-              <w:top w:val="single" w:sz="6" w:space="0" w:color="222222"/>
-              <w:left w:val="single" w:sz="6" w:space="0" w:color="222222"/>
-              <w:bottom w:val="single" w:sz="6" w:space="0" w:color="222222"/>
-              <w:right w:val="single" w:sz="6" w:space="0" w:color="222222"/>
-            </w:tcBorders>
-            <w:vAlign w:val="center"/>
-          </w:tcPr>
-          <w:p>
-            <w:pPr>
-              <w:spacing w:after="0"/>
-              <w:ind w:left="14" w:firstLine="0"/>
-              <w:jc w:val="left"/>
-            </w:pPr>
-            <w:r>
-              <w:rPr>
-                <w:sz w:val="18"/>
-              </w:rPr>
-              <w:t>Existing librarian workflows continue to work.</w:t>
-            </w:r>
-          </w:p>
-        </w:tc>
-        <w:tc>
-          <w:tcPr>
-            <w:tcW w:w="887" w:type="dxa"/>
-            <w:tcBorders>
-              <w:top w:val="single" w:sz="6" w:space="0" w:color="222222"/>
-              <w:left w:val="single" w:sz="6" w:space="0" w:color="222222"/>
-              <w:bottom w:val="single" w:sz="6" w:space="0" w:color="222222"/>
-              <w:right w:val="single" w:sz="6" w:space="0" w:color="222222"/>
-            </w:tcBorders>
-            <w:vAlign w:val="center"/>
-          </w:tcPr>
-          <w:p>
-            <w:pPr>
-              <w:spacing w:after="0"/>
-              <w:ind w:left="0" w:firstLine="0"/>
-              <w:jc w:val="left"/>
-            </w:pPr>
-            <w:r>
-              <w:rPr>
-                <w:sz w:val="18"/>
-              </w:rPr>
-              <w:t>Not</w:t>
-            </w:r>
-          </w:p>
-          <w:p>
-            <w:pPr>
-              <w:spacing w:after="0"/>
-              <w:ind w:left="0" w:firstLine="0"/>
-              <w:jc w:val="left"/>
-            </w:pPr>
-            <w:r>
-              <w:rPr>
-                <w:sz w:val="18"/>
-              </w:rPr>
-              <w:t>Tested</w:t>
+              <w:t>Pass</w:t>
             </w:r>
           </w:p>
         </w:tc>
       </w:tr>
     </w:tbl>
+    <w:p>
+      <w:pPr>
+        <w:pStyle w:val="Heading2"/>
+        <w:ind w:left="-5"/>
+      </w:pPr>
+    </w:p>
+    <w:p/>
     <w:p>
       <w:pPr>
         <w:pStyle w:val="Heading2"/>
@@ -8998,7 +7524,7 @@
               <w:rPr>
                 <w:sz w:val="18"/>
               </w:rPr>
-              <w:t>4</w:t>
+              <w:t>0</w:t>
             </w:r>
           </w:p>
         </w:tc>
@@ -9058,62 +7584,37 @@
           </w:p>
         </w:tc>
       </w:tr>
-      <w:tr>
-        <w:trPr>
-          <w:trHeight w:val="390"/>
-        </w:trPr>
-        <w:tc>
-          <w:tcPr>
-            <w:tcW w:w="5998" w:type="dxa"/>
-            <w:tcBorders>
-              <w:top w:val="single" w:sz="6" w:space="0" w:color="222222"/>
-              <w:left w:val="single" w:sz="6" w:space="0" w:color="222222"/>
-              <w:bottom w:val="single" w:sz="6" w:space="0" w:color="222222"/>
-              <w:right w:val="single" w:sz="6" w:space="0" w:color="222222"/>
-            </w:tcBorders>
-            <w:vAlign w:val="center"/>
-          </w:tcPr>
-          <w:p>
-            <w:pPr>
-              <w:spacing w:after="0"/>
-              <w:ind w:left="2" w:firstLine="0"/>
-              <w:jc w:val="left"/>
-            </w:pPr>
-            <w:r>
-              <w:rPr>
-                <w:sz w:val="18"/>
-              </w:rPr>
-              <w:t>Execution Coverage</w:t>
-            </w:r>
-          </w:p>
-        </w:tc>
-        <w:tc>
-          <w:tcPr>
-            <w:tcW w:w="3617" w:type="dxa"/>
-            <w:tcBorders>
-              <w:top w:val="single" w:sz="6" w:space="0" w:color="222222"/>
-              <w:left w:val="single" w:sz="6" w:space="0" w:color="222222"/>
-              <w:bottom w:val="single" w:sz="6" w:space="0" w:color="222222"/>
-              <w:right w:val="single" w:sz="6" w:space="0" w:color="222222"/>
-            </w:tcBorders>
-            <w:vAlign w:val="center"/>
-          </w:tcPr>
-          <w:p>
-            <w:pPr>
-              <w:spacing w:after="0"/>
-              <w:ind w:left="0" w:firstLine="0"/>
-              <w:jc w:val="left"/>
-            </w:pPr>
-            <w:r>
-              <w:rPr>
-                <w:sz w:val="18"/>
-              </w:rPr>
-              <w:t>71.4% (10/14)</w:t>
-            </w:r>
-          </w:p>
-        </w:tc>
-      </w:tr>
     </w:tbl>
+    <w:p>
+      <w:pPr>
+        <w:spacing w:after="0" w:line="254" w:lineRule="auto"/>
+        <w:ind w:left="0" w:firstLine="0"/>
+        <w:jc w:val="left"/>
+        <w:rPr>
+          <w:b/>
+        </w:rPr>
+      </w:pPr>
+    </w:p>
+    <w:p>
+      <w:pPr>
+        <w:spacing w:after="0" w:line="254" w:lineRule="auto"/>
+        <w:ind w:left="0" w:firstLine="0"/>
+        <w:jc w:val="left"/>
+        <w:rPr>
+          <w:b/>
+        </w:rPr>
+      </w:pPr>
+    </w:p>
+    <w:p>
+      <w:pPr>
+        <w:spacing w:after="0" w:line="254" w:lineRule="auto"/>
+        <w:ind w:left="0" w:firstLine="0"/>
+        <w:jc w:val="left"/>
+        <w:rPr>
+          <w:b/>
+        </w:rPr>
+      </w:pPr>
+    </w:p>
     <w:p>
       <w:pPr>
         <w:spacing w:after="0" w:line="254" w:lineRule="auto"/>
@@ -9124,86 +7625,33 @@
         <w:rPr>
           <w:b/>
         </w:rPr>
-        <w:t xml:space="preserve">Overall </w:t>
-      </w:r>
-      <w:r>
-        <w:rPr>
-          <w:b/>
-        </w:rPr>
-        <w:tab/>
-        <w:t xml:space="preserve">Test </w:t>
-      </w:r>
-      <w:r>
-        <w:rPr>
-          <w:b/>
-        </w:rPr>
-        <w:tab/>
-        <w:t xml:space="preserve">Result: </w:t>
-      </w:r>
-      <w:r>
-        <w:rPr>
-          <w:b/>
-        </w:rPr>
-        <w:tab/>
-        <w:t xml:space="preserve">Pending </w:t>
-      </w:r>
-      <w:r>
-        <w:rPr>
-          <w:b/>
-        </w:rPr>
-        <w:tab/>
-        <w:t xml:space="preserve">Full </w:t>
-      </w:r>
-      <w:r>
-        <w:rPr>
-          <w:b/>
-        </w:rPr>
-        <w:tab/>
-        <w:t xml:space="preserve">Manual </w:t>
-      </w:r>
-      <w:r>
-        <w:rPr>
-          <w:b/>
-        </w:rPr>
-        <w:tab/>
-        <w:t>Verification.</w:t>
-      </w:r>
-      <w:r>
-        <w:t xml:space="preserve"> </w:t>
+        <w:t>Overall  Test Result:  Passed</w:t>
       </w:r>
       <w:r>
         <w:tab/>
-        <w:t xml:space="preserve">Ten </w:t>
-      </w:r>
-      <w:r>
-        <w:tab/>
-        <w:t xml:space="preserve">targeted </w:t>
-      </w:r>
-      <w:r>
-        <w:tab/>
-        <w:t xml:space="preserve">tests </w:t>
-      </w:r>
-      <w:r>
-        <w:tab/>
-        <w:t xml:space="preserve">passed. </w:t>
-      </w:r>
-      <w:r>
-        <w:tab/>
-        <w:t>Four browser/authentication/regression cases remain untested; the report does not mark those acceptance checks as passed.</w:t>
-      </w:r>
-      <w:r>
-        <w:br w:type="page"/>
       </w:r>
     </w:p>
     <w:p>
       <w:pPr>
+        <w:spacing w:after="0" w:line="254" w:lineRule="auto"/>
+        <w:ind w:left="0" w:firstLine="0"/>
+        <w:jc w:val="left"/>
+      </w:pPr>
+    </w:p>
+    <w:p>
+      <w:pPr>
         <w:pStyle w:val="Heading1"/>
-        <w:spacing w:after="0"/>
-        <w:ind w:left="-5"/>
       </w:pPr>
       <w:r>
         <w:t>4. Acceptance Criteria Verification</w:t>
       </w:r>
+    </w:p>
+    <w:p>
+      <w:pPr>
+        <w:spacing w:after="0" w:line="254" w:lineRule="auto"/>
+        <w:ind w:left="0" w:firstLine="0"/>
+        <w:jc w:val="left"/>
+      </w:pPr>
     </w:p>
     <w:tbl>
       <w:tblPr>
@@ -9229,7 +7677,7 @@
         </w:trPr>
         <w:tc>
           <w:tcPr>
-            <w:tcW w:w="733" w:type="dxa"/>
+            <w:tcW w:w="735" w:type="dxa"/>
             <w:tcBorders>
               <w:top w:val="single" w:sz="6" w:space="0" w:color="222222"/>
               <w:left w:val="single" w:sz="6" w:space="0" w:color="222222"/>
@@ -9256,7 +7704,7 @@
         </w:tc>
         <w:tc>
           <w:tcPr>
-            <w:tcW w:w="4275" w:type="dxa"/>
+            <w:tcW w:w="4274" w:type="dxa"/>
             <w:tcBorders>
               <w:top w:val="single" w:sz="6" w:space="0" w:color="222222"/>
               <w:left w:val="single" w:sz="6" w:space="0" w:color="222222"/>
@@ -9283,7 +7731,7 @@
         </w:tc>
         <w:tc>
           <w:tcPr>
-            <w:tcW w:w="3795" w:type="dxa"/>
+            <w:tcW w:w="3794" w:type="dxa"/>
             <w:tcBorders>
               <w:top w:val="single" w:sz="6" w:space="0" w:color="222222"/>
               <w:left w:val="single" w:sz="6" w:space="0" w:color="222222"/>
@@ -9342,7 +7790,7 @@
         </w:trPr>
         <w:tc>
           <w:tcPr>
-            <w:tcW w:w="733" w:type="dxa"/>
+            <w:tcW w:w="735" w:type="dxa"/>
             <w:tcBorders>
               <w:top w:val="single" w:sz="6" w:space="0" w:color="222222"/>
               <w:left w:val="single" w:sz="6" w:space="0" w:color="222222"/>
@@ -9366,7 +7814,7 @@
         </w:tc>
         <w:tc>
           <w:tcPr>
-            <w:tcW w:w="4275" w:type="dxa"/>
+            <w:tcW w:w="4274" w:type="dxa"/>
             <w:tcBorders>
               <w:top w:val="single" w:sz="6" w:space="0" w:color="222222"/>
               <w:left w:val="single" w:sz="6" w:space="0" w:color="222222"/>
@@ -9390,7 +7838,7 @@
         </w:tc>
         <w:tc>
           <w:tcPr>
-            <w:tcW w:w="3795" w:type="dxa"/>
+            <w:tcW w:w="3794" w:type="dxa"/>
             <w:tcBorders>
               <w:top w:val="single" w:sz="6" w:space="0" w:color="222222"/>
               <w:left w:val="single" w:sz="6" w:space="0" w:color="222222"/>
@@ -9433,7 +7881,7 @@
               <w:rPr>
                 <w:sz w:val="18"/>
               </w:rPr>
-              <w:t>Pending</w:t>
+              <w:t>Pass</w:t>
             </w:r>
           </w:p>
         </w:tc>
@@ -9444,7 +7892,7 @@
         </w:trPr>
         <w:tc>
           <w:tcPr>
-            <w:tcW w:w="733" w:type="dxa"/>
+            <w:tcW w:w="735" w:type="dxa"/>
             <w:tcBorders>
               <w:top w:val="single" w:sz="6" w:space="0" w:color="222222"/>
               <w:left w:val="single" w:sz="6" w:space="0" w:color="222222"/>
@@ -9468,7 +7916,7 @@
         </w:tc>
         <w:tc>
           <w:tcPr>
-            <w:tcW w:w="4275" w:type="dxa"/>
+            <w:tcW w:w="4274" w:type="dxa"/>
             <w:tcBorders>
               <w:top w:val="single" w:sz="6" w:space="0" w:color="222222"/>
               <w:left w:val="single" w:sz="6" w:space="0" w:color="222222"/>
@@ -9493,7 +7941,7 @@
         </w:tc>
         <w:tc>
           <w:tcPr>
-            <w:tcW w:w="3795" w:type="dxa"/>
+            <w:tcW w:w="3794" w:type="dxa"/>
             <w:tcBorders>
               <w:top w:val="single" w:sz="6" w:space="0" w:color="222222"/>
               <w:left w:val="single" w:sz="6" w:space="0" w:color="222222"/>
@@ -9512,7 +7960,13 @@
               <w:rPr>
                 <w:sz w:val="18"/>
               </w:rPr>
-              <w:t>Queries scoped by session student ID; crossaccount test pending.</w:t>
+              <w:t>Queries scoped by session studen</w:t>
+            </w:r>
+            <w:r>
+              <w:rPr>
+                <w:sz w:val="18"/>
+              </w:rPr>
+              <w:t>t ID;</w:t>
             </w:r>
           </w:p>
         </w:tc>
@@ -9536,7 +7990,7 @@
               <w:rPr>
                 <w:sz w:val="18"/>
               </w:rPr>
-              <w:t>Partial</w:t>
+              <w:t>Pass</w:t>
             </w:r>
           </w:p>
         </w:tc>
@@ -9547,7 +8001,7 @@
         </w:trPr>
         <w:tc>
           <w:tcPr>
-            <w:tcW w:w="733" w:type="dxa"/>
+            <w:tcW w:w="735" w:type="dxa"/>
             <w:tcBorders>
               <w:top w:val="single" w:sz="6" w:space="0" w:color="222222"/>
               <w:left w:val="single" w:sz="6" w:space="0" w:color="222222"/>
@@ -9572,7 +8026,7 @@
         </w:tc>
         <w:tc>
           <w:tcPr>
-            <w:tcW w:w="4275" w:type="dxa"/>
+            <w:tcW w:w="4274" w:type="dxa"/>
             <w:tcBorders>
               <w:top w:val="single" w:sz="6" w:space="0" w:color="222222"/>
               <w:left w:val="single" w:sz="6" w:space="0" w:color="222222"/>
@@ -9597,7 +8051,7 @@
         </w:tc>
         <w:tc>
           <w:tcPr>
-            <w:tcW w:w="3795" w:type="dxa"/>
+            <w:tcW w:w="3794" w:type="dxa"/>
             <w:tcBorders>
               <w:top w:val="single" w:sz="6" w:space="0" w:color="222222"/>
               <w:left w:val="single" w:sz="6" w:space="0" w:color="222222"/>
@@ -9652,7 +8106,7 @@
         </w:trPr>
         <w:tc>
           <w:tcPr>
-            <w:tcW w:w="733" w:type="dxa"/>
+            <w:tcW w:w="735" w:type="dxa"/>
             <w:tcBorders>
               <w:top w:val="single" w:sz="6" w:space="0" w:color="222222"/>
               <w:left w:val="single" w:sz="6" w:space="0" w:color="222222"/>
@@ -9676,7 +8130,7 @@
         </w:tc>
         <w:tc>
           <w:tcPr>
-            <w:tcW w:w="4275" w:type="dxa"/>
+            <w:tcW w:w="4274" w:type="dxa"/>
             <w:tcBorders>
               <w:top w:val="single" w:sz="6" w:space="0" w:color="222222"/>
               <w:left w:val="single" w:sz="6" w:space="0" w:color="222222"/>
@@ -9701,7 +8155,7 @@
         </w:tc>
         <w:tc>
           <w:tcPr>
-            <w:tcW w:w="3795" w:type="dxa"/>
+            <w:tcW w:w="3794" w:type="dxa"/>
             <w:tcBorders>
               <w:top w:val="single" w:sz="6" w:space="0" w:color="222222"/>
               <w:left w:val="single" w:sz="6" w:space="0" w:color="222222"/>
@@ -9720,7 +8174,13 @@
               <w:rPr>
                 <w:sz w:val="18"/>
               </w:rPr>
-              <w:t>Route guards and owner checks implemented; cross-user browser test pending.</w:t>
+              <w:t>Route guards and owner checks implemented; cross-user</w:t>
+            </w:r>
+            <w:r>
+              <w:rPr>
+                <w:sz w:val="18"/>
+              </w:rPr>
+              <w:t xml:space="preserve"> browser test completed.</w:t>
             </w:r>
           </w:p>
         </w:tc>
@@ -9744,7 +8204,7 @@
               <w:rPr>
                 <w:sz w:val="18"/>
               </w:rPr>
-              <w:t>Partial</w:t>
+              <w:t>Pass</w:t>
             </w:r>
           </w:p>
         </w:tc>
@@ -9755,7 +8215,7 @@
         </w:trPr>
         <w:tc>
           <w:tcPr>
-            <w:tcW w:w="733" w:type="dxa"/>
+            <w:tcW w:w="735" w:type="dxa"/>
             <w:tcBorders>
               <w:top w:val="single" w:sz="6" w:space="0" w:color="222222"/>
               <w:left w:val="single" w:sz="6" w:space="0" w:color="222222"/>
@@ -9779,7 +8239,7 @@
         </w:tc>
         <w:tc>
           <w:tcPr>
-            <w:tcW w:w="4275" w:type="dxa"/>
+            <w:tcW w:w="4274" w:type="dxa"/>
             <w:tcBorders>
               <w:top w:val="single" w:sz="6" w:space="0" w:color="222222"/>
               <w:left w:val="single" w:sz="6" w:space="0" w:color="222222"/>
@@ -9804,7 +8264,7 @@
         </w:tc>
         <w:tc>
           <w:tcPr>
-            <w:tcW w:w="3795" w:type="dxa"/>
+            <w:tcW w:w="3794" w:type="dxa"/>
             <w:tcBorders>
               <w:top w:val="single" w:sz="6" w:space="0" w:color="222222"/>
               <w:left w:val="single" w:sz="6" w:space="0" w:color="222222"/>
@@ -9858,7 +8318,7 @@
         </w:trPr>
         <w:tc>
           <w:tcPr>
-            <w:tcW w:w="733" w:type="dxa"/>
+            <w:tcW w:w="735" w:type="dxa"/>
             <w:tcBorders>
               <w:top w:val="single" w:sz="6" w:space="0" w:color="222222"/>
               <w:left w:val="single" w:sz="6" w:space="0" w:color="222222"/>
@@ -9882,7 +8342,7 @@
         </w:tc>
         <w:tc>
           <w:tcPr>
-            <w:tcW w:w="4275" w:type="dxa"/>
+            <w:tcW w:w="4274" w:type="dxa"/>
             <w:tcBorders>
               <w:top w:val="single" w:sz="6" w:space="0" w:color="222222"/>
               <w:left w:val="single" w:sz="6" w:space="0" w:color="222222"/>
@@ -9906,7 +8366,7 @@
         </w:tc>
         <w:tc>
           <w:tcPr>
-            <w:tcW w:w="3795" w:type="dxa"/>
+            <w:tcW w:w="3794" w:type="dxa"/>
             <w:tcBorders>
               <w:top w:val="single" w:sz="6" w:space="0" w:color="222222"/>
               <w:left w:val="single" w:sz="6" w:space="0" w:color="222222"/>
@@ -9960,7 +8420,7 @@
         </w:trPr>
         <w:tc>
           <w:tcPr>
-            <w:tcW w:w="733" w:type="dxa"/>
+            <w:tcW w:w="735" w:type="dxa"/>
             <w:tcBorders>
               <w:top w:val="single" w:sz="6" w:space="0" w:color="222222"/>
               <w:left w:val="single" w:sz="6" w:space="0" w:color="222222"/>
@@ -9984,7 +8444,7 @@
         </w:tc>
         <w:tc>
           <w:tcPr>
-            <w:tcW w:w="4275" w:type="dxa"/>
+            <w:tcW w:w="4274" w:type="dxa"/>
             <w:tcBorders>
               <w:top w:val="single" w:sz="6" w:space="0" w:color="222222"/>
               <w:left w:val="single" w:sz="6" w:space="0" w:color="222222"/>
@@ -10009,7 +8469,7 @@
         </w:tc>
         <w:tc>
           <w:tcPr>
-            <w:tcW w:w="3795" w:type="dxa"/>
+            <w:tcW w:w="3794" w:type="dxa"/>
             <w:tcBorders>
               <w:top w:val="single" w:sz="6" w:space="0" w:color="222222"/>
               <w:left w:val="single" w:sz="6" w:space="0" w:color="222222"/>
@@ -10028,7 +8488,13 @@
               <w:rPr>
                 <w:sz w:val="18"/>
               </w:rPr>
-              <w:t>Prepared query tested with isolated records; visual page test pending.</w:t>
+              <w:t>Prepared query tested with isolated re</w:t>
+            </w:r>
+            <w:r>
+              <w:rPr>
+                <w:sz w:val="18"/>
+              </w:rPr>
+              <w:t>cords; visual page test completed</w:t>
             </w:r>
           </w:p>
         </w:tc>
@@ -10052,7 +8518,7 @@
               <w:rPr>
                 <w:sz w:val="18"/>
               </w:rPr>
-              <w:t>Partial</w:t>
+              <w:t>Pass</w:t>
             </w:r>
           </w:p>
         </w:tc>
@@ -10063,7 +8529,7 @@
         </w:trPr>
         <w:tc>
           <w:tcPr>
-            <w:tcW w:w="733" w:type="dxa"/>
+            <w:tcW w:w="735" w:type="dxa"/>
             <w:tcBorders>
               <w:top w:val="single" w:sz="6" w:space="0" w:color="222222"/>
               <w:left w:val="single" w:sz="6" w:space="0" w:color="222222"/>
@@ -10087,7 +8553,7 @@
         </w:tc>
         <w:tc>
           <w:tcPr>
-            <w:tcW w:w="4275" w:type="dxa"/>
+            <w:tcW w:w="4274" w:type="dxa"/>
             <w:tcBorders>
               <w:top w:val="single" w:sz="6" w:space="0" w:color="222222"/>
               <w:left w:val="single" w:sz="6" w:space="0" w:color="222222"/>
@@ -10112,7 +8578,7 @@
         </w:tc>
         <w:tc>
           <w:tcPr>
-            <w:tcW w:w="3795" w:type="dxa"/>
+            <w:tcW w:w="3794" w:type="dxa"/>
             <w:tcBorders>
               <w:top w:val="single" w:sz="6" w:space="0" w:color="222222"/>
               <w:left w:val="single" w:sz="6" w:space="0" w:color="222222"/>
@@ -10166,7 +8632,7 @@
         </w:trPr>
         <w:tc>
           <w:tcPr>
-            <w:tcW w:w="733" w:type="dxa"/>
+            <w:tcW w:w="735" w:type="dxa"/>
             <w:tcBorders>
               <w:top w:val="single" w:sz="6" w:space="0" w:color="222222"/>
               <w:left w:val="single" w:sz="6" w:space="0" w:color="222222"/>
@@ -10190,7 +8656,7 @@
         </w:tc>
         <w:tc>
           <w:tcPr>
-            <w:tcW w:w="4275" w:type="dxa"/>
+            <w:tcW w:w="4274" w:type="dxa"/>
             <w:tcBorders>
               <w:top w:val="single" w:sz="6" w:space="0" w:color="222222"/>
               <w:left w:val="single" w:sz="6" w:space="0" w:color="222222"/>
@@ -10215,7 +8681,7 @@
         </w:tc>
         <w:tc>
           <w:tcPr>
-            <w:tcW w:w="3795" w:type="dxa"/>
+            <w:tcW w:w="3794" w:type="dxa"/>
             <w:tcBorders>
               <w:top w:val="single" w:sz="6" w:space="0" w:color="222222"/>
               <w:left w:val="single" w:sz="6" w:space="0" w:color="222222"/>
@@ -10234,7 +8700,13 @@
               <w:rPr>
                 <w:sz w:val="18"/>
               </w:rPr>
-              <w:t>Conditional and styles present; visual browser verification pending.</w:t>
+              <w:t>Conditional and styles present; visu</w:t>
+            </w:r>
+            <w:r>
+              <w:rPr>
+                <w:sz w:val="18"/>
+              </w:rPr>
+              <w:t>al browser verification completed</w:t>
             </w:r>
           </w:p>
         </w:tc>
@@ -10258,109 +8730,7 @@
               <w:rPr>
                 <w:sz w:val="18"/>
               </w:rPr>
-              <w:t>Partial</w:t>
-            </w:r>
-          </w:p>
-        </w:tc>
-      </w:tr>
-      <w:tr>
-        <w:trPr>
-          <w:trHeight w:val="630"/>
-        </w:trPr>
-        <w:tc>
-          <w:tcPr>
-            <w:tcW w:w="733" w:type="dxa"/>
-            <w:tcBorders>
-              <w:top w:val="single" w:sz="6" w:space="0" w:color="222222"/>
-              <w:left w:val="single" w:sz="6" w:space="0" w:color="222222"/>
-              <w:bottom w:val="single" w:sz="6" w:space="0" w:color="222222"/>
-              <w:right w:val="single" w:sz="6" w:space="0" w:color="222222"/>
-            </w:tcBorders>
-          </w:tcPr>
-          <w:p>
-            <w:pPr>
-              <w:spacing w:after="0"/>
-              <w:ind w:left="5" w:firstLine="0"/>
-              <w:jc w:val="left"/>
-            </w:pPr>
-            <w:r>
-              <w:rPr>
-                <w:sz w:val="18"/>
-              </w:rPr>
-              <w:t>AC010</w:t>
-            </w:r>
-          </w:p>
-        </w:tc>
-        <w:tc>
-          <w:tcPr>
-            <w:tcW w:w="4275" w:type="dxa"/>
-            <w:tcBorders>
-              <w:top w:val="single" w:sz="6" w:space="0" w:color="222222"/>
-              <w:left w:val="single" w:sz="6" w:space="0" w:color="222222"/>
-              <w:bottom w:val="single" w:sz="6" w:space="0" w:color="222222"/>
-              <w:right w:val="single" w:sz="6" w:space="0" w:color="222222"/>
-            </w:tcBorders>
-            <w:vAlign w:val="center"/>
-          </w:tcPr>
-          <w:p>
-            <w:pPr>
-              <w:spacing w:after="0"/>
-              <w:ind w:left="7" w:firstLine="0"/>
-              <w:jc w:val="left"/>
-            </w:pPr>
-            <w:r>
-              <w:rPr>
-                <w:sz w:val="18"/>
-              </w:rPr>
-              <w:t>Existing librarian login and management workflows remain functional.</w:t>
-            </w:r>
-          </w:p>
-        </w:tc>
-        <w:tc>
-          <w:tcPr>
-            <w:tcW w:w="3795" w:type="dxa"/>
-            <w:tcBorders>
-              <w:top w:val="single" w:sz="6" w:space="0" w:color="222222"/>
-              <w:left w:val="single" w:sz="6" w:space="0" w:color="222222"/>
-              <w:bottom w:val="single" w:sz="6" w:space="0" w:color="222222"/>
-              <w:right w:val="single" w:sz="6" w:space="0" w:color="222222"/>
-            </w:tcBorders>
-          </w:tcPr>
-          <w:p>
-            <w:pPr>
-              <w:spacing w:after="0"/>
-              <w:ind w:left="0" w:firstLine="0"/>
-              <w:jc w:val="left"/>
-            </w:pPr>
-            <w:r>
-              <w:rPr>
-                <w:sz w:val="18"/>
-              </w:rPr>
-              <w:t>Regression test not performed.</w:t>
-            </w:r>
-          </w:p>
-        </w:tc>
-        <w:tc>
-          <w:tcPr>
-            <w:tcW w:w="812" w:type="dxa"/>
-            <w:tcBorders>
-              <w:top w:val="single" w:sz="6" w:space="0" w:color="222222"/>
-              <w:left w:val="single" w:sz="6" w:space="0" w:color="222222"/>
-              <w:bottom w:val="single" w:sz="6" w:space="0" w:color="222222"/>
-              <w:right w:val="single" w:sz="6" w:space="0" w:color="222222"/>
-            </w:tcBorders>
-          </w:tcPr>
-          <w:p>
-            <w:pPr>
-              <w:spacing w:after="0"/>
-              <w:ind w:left="12" w:firstLine="0"/>
-              <w:jc w:val="left"/>
-            </w:pPr>
-            <w:r>
-              <w:rPr>
-                <w:sz w:val="18"/>
-              </w:rPr>
-              <w:t>Pending</w:t>
+              <w:t>Pass</w:t>
             </w:r>
           </w:p>
         </w:tc>
@@ -10371,7 +8741,7 @@
         </w:trPr>
         <w:tc>
           <w:tcPr>
-            <w:tcW w:w="733" w:type="dxa"/>
+            <w:tcW w:w="735" w:type="dxa"/>
             <w:tcBorders>
               <w:top w:val="single" w:sz="6" w:space="0" w:color="222222"/>
               <w:left w:val="single" w:sz="6" w:space="0" w:color="222222"/>
@@ -10390,13 +8760,13 @@
               <w:rPr>
                 <w:sz w:val="18"/>
               </w:rPr>
-              <w:t>AC011</w:t>
-            </w:r>
-          </w:p>
-        </w:tc>
-        <w:tc>
-          <w:tcPr>
-            <w:tcW w:w="4275" w:type="dxa"/>
+              <w:t>AC010</w:t>
+            </w:r>
+          </w:p>
+        </w:tc>
+        <w:tc>
+          <w:tcPr>
+            <w:tcW w:w="4274" w:type="dxa"/>
             <w:tcBorders>
               <w:top w:val="single" w:sz="6" w:space="0" w:color="222222"/>
               <w:left w:val="single" w:sz="6" w:space="0" w:color="222222"/>
@@ -10421,7 +8791,7 @@
         </w:tc>
         <w:tc>
           <w:tcPr>
-            <w:tcW w:w="3795" w:type="dxa"/>
+            <w:tcW w:w="3794" w:type="dxa"/>
             <w:tcBorders>
               <w:top w:val="single" w:sz="6" w:space="0" w:color="222222"/>
               <w:left w:val="single" w:sz="6" w:space="0" w:color="222222"/>
@@ -10471,71 +8841,8 @@
         </w:tc>
       </w:tr>
     </w:tbl>
+    <w:p/>
     <w:p>
-      <w:pPr>
-        <w:pStyle w:val="Heading1"/>
-        <w:spacing w:after="70"/>
-        <w:ind w:left="-5"/>
-      </w:pPr>
-      <w:r>
-        <w:t>5. Evidence</w:t>
-      </w:r>
-    </w:p>
-    <w:p>
-      <w:pPr>
-        <w:spacing w:after="186"/>
-      </w:pPr>
-      <w:r>
-        <w:t>The following verification evidence was collected during implementation. Screenshots are not attached; visual browser evidence should be added after the remaining manual tests.</w:t>
-      </w:r>
-    </w:p>
-    <w:p>
-      <w:pPr>
-        <w:pStyle w:val="Heading2"/>
-        <w:ind w:left="-5"/>
-      </w:pPr>
-      <w:r>
-        <w:t>Evidence 01 - Access Control Redirects</w:t>
-      </w:r>
-    </w:p>
-    <w:p>
-      <w:pPr>
-        <w:spacing w:after="204"/>
-      </w:pPr>
-      <w:r>
-        <w:t>Local HTTP checks verified an unauthenticated catalogue request redirects to Admin Login (HTTP 302), and unauthenticated hold creation redirects to Student Login (HTTP 302).</w:t>
-      </w:r>
-    </w:p>
-    <w:p>
-      <w:pPr>
-        <w:pStyle w:val="Heading2"/>
-        <w:ind w:left="-5"/>
-      </w:pPr>
-      <w:r>
-        <w:t>Evidence 02 - Isolated Database Acceptance Checks</w:t>
-      </w:r>
-    </w:p>
-    <w:p>
-      <w:pPr>
-        <w:spacing w:after="188"/>
-      </w:pPr>
-      <w:r>
-        <w:t>Temporary records were used to verify one-day overdue fine persistence at LKR 10 and the monthly, student, and book report queries. Search/status filters and overdue date classification were also checked. The test transaction was rolled back after verification.</w:t>
-      </w:r>
-    </w:p>
-    <w:p>
-      <w:pPr>
-        <w:pStyle w:val="Heading2"/>
-        <w:ind w:left="-5"/>
-      </w:pPr>
-      <w:r>
-        <w:t>Evidence 03 - Syntax and Migration</w:t>
-      </w:r>
-    </w:p>
-    <w:p>
-      <w:r>
-        <w:t>PHP lint checks passed for the changed PHP pages. The migration added students.password_hash and borrowings.fine_amount to the configured database. The diff whitespace check passed.</w:t>
-      </w:r>
       <w:r>
         <w:br w:type="page"/>
       </w:r>
@@ -10839,7 +9146,7 @@
               <w:rPr>
                 <w:sz w:val="18"/>
               </w:rPr>
-              <w:t>Pending</w:t>
+              <w:t>Pass</w:t>
             </w:r>
           </w:p>
         </w:tc>
@@ -10894,62 +9201,7 @@
               <w:rPr>
                 <w:sz w:val="18"/>
               </w:rPr>
-              <w:t>Partially verified</w:t>
-            </w:r>
-          </w:p>
-        </w:tc>
-      </w:tr>
-      <w:tr>
-        <w:trPr>
-          <w:trHeight w:val="390"/>
-        </w:trPr>
-        <w:tc>
-          <w:tcPr>
-            <w:tcW w:w="4063" w:type="dxa"/>
-            <w:tcBorders>
-              <w:top w:val="single" w:sz="6" w:space="0" w:color="222222"/>
-              <w:left w:val="single" w:sz="6" w:space="0" w:color="222222"/>
-              <w:bottom w:val="single" w:sz="6" w:space="0" w:color="222222"/>
-              <w:right w:val="single" w:sz="6" w:space="0" w:color="222222"/>
-            </w:tcBorders>
-            <w:vAlign w:val="center"/>
-          </w:tcPr>
-          <w:p>
-            <w:pPr>
-              <w:spacing w:after="0"/>
-              <w:ind w:left="2" w:firstLine="0"/>
-              <w:jc w:val="left"/>
-            </w:pPr>
-            <w:r>
-              <w:rPr>
-                <w:sz w:val="18"/>
-              </w:rPr>
-              <w:t>Data integrity</w:t>
-            </w:r>
-          </w:p>
-        </w:tc>
-        <w:tc>
-          <w:tcPr>
-            <w:tcW w:w="5552" w:type="dxa"/>
-            <w:tcBorders>
-              <w:top w:val="single" w:sz="6" w:space="0" w:color="222222"/>
-              <w:left w:val="single" w:sz="6" w:space="0" w:color="222222"/>
-              <w:bottom w:val="single" w:sz="6" w:space="0" w:color="222222"/>
-              <w:right w:val="single" w:sz="6" w:space="0" w:color="222222"/>
-            </w:tcBorders>
-            <w:vAlign w:val="center"/>
-          </w:tcPr>
-          <w:p>
-            <w:pPr>
-              <w:spacing w:after="0"/>
-              <w:ind w:left="0" w:firstLine="0"/>
-              <w:jc w:val="left"/>
-            </w:pPr>
-            <w:r>
-              <w:rPr>
-                <w:sz w:val="18"/>
-              </w:rPr>
-              <w:t>Temporary test records rolled back</w:t>
+              <w:t>Verified</w:t>
             </w:r>
           </w:p>
         </w:tc>
@@ -11004,12 +9256,24 @@
               <w:rPr>
                 <w:sz w:val="18"/>
               </w:rPr>
-              <w:t>Implemented - Pending full manual verification</w:t>
+              <w:t>Implemented</w:t>
             </w:r>
           </w:p>
         </w:tc>
       </w:tr>
     </w:tbl>
+    <w:p>
+      <w:pPr>
+        <w:pStyle w:val="Heading2"/>
+        <w:ind w:left="-5"/>
+      </w:pPr>
+    </w:p>
+    <w:p>
+      <w:pPr>
+        <w:pStyle w:val="Heading2"/>
+        <w:ind w:left="-5"/>
+      </w:pPr>
+    </w:p>
     <w:p>
       <w:pPr>
         <w:pStyle w:val="Heading2"/>
@@ -11032,7 +9296,10 @@
         <w:spacing w:after="188"/>
       </w:pPr>
       <w:r>
-        <w:t>Targeted syntax, schema, redirect, database query, fine calculation, and overdue-condition checks passed. Full student credential and cross-student authorization flows, visual presentation, and librarian regression workflows still require manual verification. Therefore, implementation is complete, but final acceptance testing remains pending.</w:t>
+        <w:t>Targeted syntax, schema, redirect, database query, fine calculation, and overdue-condition checks passed. Full student credential and cross-student authorization flows, visual presentation, and librarian regression workflows still require manual verification. Therefo</w:t>
+      </w:r>
+      <w:r>
+        <w:t>re, implementation is completed.</w:t>
       </w:r>
     </w:p>
     <w:p>
@@ -11050,7 +9317,7 @@
       </w:pPr>
       <w:r>
         <w:rPr>
-          <w:rFonts w:ascii="Calibri" w:eastAsia="Calibri" w:hAnsi="Calibri" w:cs="Calibri"/>
+          <w:rFonts w:eastAsia="Calibri"/>
           <w:noProof/>
           <w:color w:val="000000"/>
           <w:sz w:val="22"/>
@@ -11064,7 +9331,7 @@
                   <wp:posOffset>114300</wp:posOffset>
                 </wp:positionH>
                 <wp:positionV relativeFrom="paragraph">
-                  <wp:posOffset>35316</wp:posOffset>
+                  <wp:posOffset>73025</wp:posOffset>
                 </wp:positionV>
                 <wp:extent cx="38100" cy="933450"/>
                 <wp:effectExtent l="0" t="0" r="0" b="0"/>
@@ -11581,24 +9848,24 @@
               </wp:anchor>
             </w:drawing>
           </mc:Choice>
-          <mc:Fallback xmlns:a="http://schemas.openxmlformats.org/drawingml/2006/main">
+          <mc:Fallback>
             <w:pict>
-              <v:group id="Group 11792" style="width:3pt;height:73.5pt;position:absolute;mso-position-horizontal-relative:text;mso-position-horizontal:absolute;margin-left:9pt;mso-position-vertical-relative:text;margin-top:2.78076pt;" coordsize="381,9334">
-                <v:shape id="Shape 1154" style="position:absolute;width:381;height:381;left:0;top:0;" coordsize="38100,38100" path="m19050,0c21576,0,24006,484,26340,1445c28674,2412,30734,3789,32520,5575c34307,7361,35683,9420,36650,11751c37617,14089,38100,16520,38100,19050c38100,21574,37617,24005,36650,26336c35683,28662,34307,30727,32520,32513c30734,34299,28674,35675,26340,36643c24006,37610,21576,38094,19050,38100c16524,38094,14094,37610,11760,36643c9426,35675,7366,34299,5580,32513c3793,30727,2417,28662,1450,26330c483,23999,0,21574,0,19050c0,16520,483,14089,1450,11751c2417,9420,3793,7361,5580,5575c7366,3789,9426,2412,11760,1445c14094,484,16524,0,19050,0x">
-                  <v:stroke weight="0pt" endcap="flat" joinstyle="miter" miterlimit="10" on="false" color="#000000" opacity="0"/>
-                  <v:fill on="true" color="#111111"/>
+              <v:group w14:anchorId="55E29764" id="Group 11792" o:spid="_x0000_s1026" style="position:absolute;margin-left:9pt;margin-top:5.75pt;width:3pt;height:73.5pt;z-index:251666432" coordsize="381,9334" o:gfxdata="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">
+                <v:shape id="Shape 1154" o:spid="_x0000_s1027" style="position:absolute;width:381;height:381;visibility:visible;mso-wrap-style:square;v-text-anchor:top" coordsize="38100,38100" o:gfxdata="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" path="m19050,v2526,,4956,484,7290,1445c28674,2412,30734,3789,32520,5575v1787,1786,3163,3845,4130,6176c37617,14089,38100,16520,38100,19050v,2524,-483,4955,-1450,7286c35683,28662,34307,30727,32520,32513v-1786,1786,-3846,3162,-6180,4130c24006,37610,21576,38094,19050,38100v-2526,-6,-4956,-490,-7290,-1457c9426,35675,7366,34299,5580,32513,3793,30727,2417,28662,1450,26330,483,23999,,21574,,19050,,16520,483,14089,1450,11751,2417,9420,3793,7361,5580,5575,7366,3789,9426,2412,11760,1445,14094,484,16524,,19050,xe" fillcolor="#111" stroked="f" strokeweight="0">
+                  <v:stroke miterlimit="83231f" joinstyle="miter"/>
+                  <v:path arrowok="t" textboxrect="0,0,38100,38100"/>
                 </v:shape>
-                <v:shape id="Shape 1157" style="position:absolute;width:381;height:381;left:0;top:3524;" coordsize="38100,38100" path="m19050,0c21576,0,24006,484,26340,1445c28674,2412,30734,3789,32520,5575c34307,7355,35683,9407,36650,11751c37617,14089,38100,16520,38100,19050c38100,21574,37617,23992,36650,26324c35683,28662,34307,30721,32520,32513c30734,34292,28674,35669,26340,36643c24006,37610,21576,38094,19050,38100c16524,38094,14094,37610,11760,36643c9426,35675,7366,34292,5580,32513c3793,30721,2417,28662,1450,26324c483,23992,0,21574,0,19050c0,16520,483,14089,1450,11751c2417,9413,3793,7355,5580,5575c7366,3789,9426,2412,11760,1445c14094,484,16524,0,19050,0x">
-                  <v:stroke weight="0pt" endcap="flat" joinstyle="miter" miterlimit="10" on="false" color="#000000" opacity="0"/>
-                  <v:fill on="true" color="#111111"/>
+                <v:shape id="Shape 1157" o:spid="_x0000_s1028" style="position:absolute;top:3524;width:381;height:381;visibility:visible;mso-wrap-style:square;v-text-anchor:top" coordsize="38100,38100" o:gfxdata="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" path="m19050,v2526,,4956,484,7290,1445c28674,2412,30734,3789,32520,5575v1787,1780,3163,3832,4130,6176c37617,14089,38100,16520,38100,19050v,2524,-483,4942,-1450,7274c35683,28662,34307,30721,32520,32513v-1786,1779,-3846,3156,-6180,4130c24006,37610,21576,38094,19050,38100v-2526,-6,-4956,-490,-7290,-1457c9426,35675,7366,34292,5580,32513,3793,30721,2417,28662,1450,26324,483,23992,,21574,,19050,,16520,483,14089,1450,11751,2417,9413,3793,7355,5580,5575,7366,3789,9426,2412,11760,1445,14094,484,16524,,19050,xe" fillcolor="#111" stroked="f" strokeweight="0">
+                  <v:stroke miterlimit="83231f" joinstyle="miter"/>
+                  <v:path arrowok="t" textboxrect="0,0,38100,38100"/>
                 </v:shape>
-                <v:shape id="Shape 1159" style="position:absolute;width:381;height:381;left:0;top:5429;" coordsize="38100,38100" path="m19050,0c21576,0,24006,484,26340,1445c28674,2412,30734,3789,32520,5575c34307,7361,35683,9413,36650,11751c37617,14089,38100,16520,38100,19050c38100,21574,37617,23999,36650,26330c35683,28662,34307,30727,32520,32513c30734,34299,28674,35675,26340,36643c24006,37610,21576,38094,19050,38100c16524,38094,14094,37610,11760,36643c9426,35675,7366,34299,5580,32513c3793,30727,2417,28662,1450,26330c483,23999,0,21574,0,19050c0,16520,483,14089,1450,11751c2417,9413,3793,7361,5580,5575c7366,3789,9426,2412,11760,1445c14094,484,16524,0,19050,0x">
-                  <v:stroke weight="0pt" endcap="flat" joinstyle="miter" miterlimit="10" on="false" color="#000000" opacity="0"/>
-                  <v:fill on="true" color="#111111"/>
+                <v:shape id="Shape 1159" o:spid="_x0000_s1029" style="position:absolute;top:5429;width:381;height:381;visibility:visible;mso-wrap-style:square;v-text-anchor:top" coordsize="38100,38100" o:gfxdata="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" path="m19050,v2526,,4956,484,7290,1445c28674,2412,30734,3789,32520,5575v1787,1786,3163,3838,4130,6176c37617,14089,38100,16520,38100,19050v,2524,-483,4949,-1450,7280c35683,28662,34307,30727,32520,32513v-1786,1786,-3846,3162,-6180,4130c24006,37610,21576,38094,19050,38100v-2526,-6,-4956,-490,-7290,-1457c9426,35675,7366,34299,5580,32513,3793,30727,2417,28662,1450,26330,483,23999,,21574,,19050,,16520,483,14089,1450,11751,2417,9413,3793,7361,5580,5575,7366,3789,9426,2412,11760,1445,14094,484,16524,,19050,xe" fillcolor="#111" stroked="f" strokeweight="0">
+                  <v:stroke miterlimit="83231f" joinstyle="miter"/>
+                  <v:path arrowok="t" textboxrect="0,0,38100,38100"/>
                 </v:shape>
-                <v:shape id="Shape 1162" style="position:absolute;width:381;height:381;left:0;top:8953;" coordsize="38100,38100" path="m19050,0c21576,0,24006,484,26340,1445c28674,2412,30734,3789,32520,5575c34307,7361,35683,9413,36650,11751c37617,14089,38100,16520,38100,19050c38100,21574,37617,23999,36650,26330c35683,28662,34307,30727,32520,32513c30734,34299,28674,35675,26340,36643c24006,37610,21576,38094,19050,38100c16524,38094,14094,37610,11760,36643c9426,35675,7366,34299,5580,32513c3793,30727,2417,28662,1450,26330c483,23999,0,21574,0,19050c0,16520,483,14089,1450,11751c2417,9413,3793,7361,5580,5575c7366,3789,9426,2412,11760,1445c14094,484,16524,0,19050,0x">
-                  <v:stroke weight="0pt" endcap="flat" joinstyle="miter" miterlimit="10" on="false" color="#000000" opacity="0"/>
-                  <v:fill on="true" color="#111111"/>
+                <v:shape id="Shape 1162" o:spid="_x0000_s1030" style="position:absolute;top:8953;width:381;height:381;visibility:visible;mso-wrap-style:square;v-text-anchor:top" coordsize="38100,38100" o:gfxdata="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" path="m19050,v2526,,4956,484,7290,1445c28674,2412,30734,3789,32520,5575v1787,1786,3163,3838,4130,6176c37617,14089,38100,16520,38100,19050v,2524,-483,4949,-1450,7280c35683,28662,34307,30727,32520,32513v-1786,1786,-3846,3162,-6180,4130c24006,37610,21576,38094,19050,38100v-2526,-6,-4956,-490,-7290,-1457c9426,35675,7366,34299,5580,32513,3793,30727,2417,28662,1450,26330,483,23999,,21574,,19050,,16520,483,14089,1450,11751,2417,9413,3793,7361,5580,5575,7366,3789,9426,2412,11760,1445,14094,484,16524,,19050,xe" fillcolor="#111" stroked="f" strokeweight="0">
+                  <v:stroke miterlimit="83231f" joinstyle="miter"/>
+                  <v:path arrowok="t" textboxrect="0,0,38100,38100"/>
                 </v:shape>
                 <w10:wrap type="square"/>
               </v:group>
@@ -11637,31 +9904,17 @@
     </w:p>
     <w:p>
       <w:pPr>
-        <w:spacing w:after="9"/>
-      </w:pPr>
-      <w:r>
         <w:rPr>
           <w:b/>
         </w:rPr>
-        <w:t>Prepared by:</w:t>
-      </w:r>
-      <w:r>
-        <w:t xml:space="preserve"> V. Susmitha</w:t>
-      </w:r>
+      </w:pPr>
     </w:p>
     <w:p>
       <w:pPr>
-        <w:spacing w:after="0"/>
-      </w:pPr>
-      <w:r>
         <w:rPr>
           <w:b/>
         </w:rPr>
-        <w:t>Student ID:</w:t>
-      </w:r>
-      <w:r>
-        <w:t xml:space="preserve"> JFICT24_30</w:t>
-      </w:r>
+      </w:pPr>
     </w:p>
     <w:p>
       <w:r>
@@ -11866,6 +10119,232 @@
 <file path=word/numbering.xml><?xml version="1.0" encoding="utf-8"?>
 <w:numbering xmlns:wpc="http://schemas.microsoft.com/office/word/2010/wordprocessingCanvas" xmlns:cx="http://schemas.microsoft.com/office/drawing/2014/chartex" xmlns:cx1="http://schemas.microsoft.com/office/drawing/2015/9/8/chartex" xmlns:mc="http://schemas.openxmlformats.org/markup-compatibility/2006" xmlns:o="urn:schemas-microsoft-com:office:office" xmlns:r="http://schemas.openxmlformats.org/officeDocument/2006/relationships" xmlns:m="http://schemas.openxmlformats.org/officeDocument/2006/math" xmlns:v="urn:schemas-microsoft-com:vml" xmlns:wp14="http://schemas.microsoft.com/office/word/2010/wordprocessingDrawing" xmlns:wp="http://schemas.openxmlformats.org/drawingml/2006/wordprocessingDrawing" xmlns:w10="urn:schemas-microsoft-com:office:word" xmlns:w="http://schemas.openxmlformats.org/wordprocessingml/2006/main" xmlns:w14="http://schemas.microsoft.com/office/word/2010/wordml" xmlns:w15="http://schemas.microsoft.com/office/word/2012/wordml" xmlns:w16se="http://schemas.microsoft.com/office/word/2015/wordml/symex" xmlns:wpg="http://schemas.microsoft.com/office/word/2010/wordprocessingGroup" xmlns:wpi="http://schemas.microsoft.com/office/word/2010/wordprocessingInk" xmlns:wne="http://schemas.microsoft.com/office/word/2006/wordml" xmlns:wps="http://schemas.microsoft.com/office/word/2010/wordprocessingShape" mc:Ignorable="w14 w15 w16se wp14">
   <w:abstractNum w:abstractNumId="0" w15:restartNumberingAfterBreak="0">
+    <w:nsid w:val="0BD8007E"/>
+    <w:multiLevelType w:val="hybridMultilevel"/>
+    <w:tmpl w:val="5B08D13E"/>
+    <w:lvl w:ilvl="0" w:tplc="04090001">
+      <w:start w:val="1"/>
+      <w:numFmt w:val="bullet"/>
+      <w:lvlText w:val=""/>
+      <w:lvlJc w:val="left"/>
+      <w:pPr>
+        <w:ind w:left="900" w:hanging="360"/>
+      </w:pPr>
+      <w:rPr>
+        <w:rFonts w:ascii="Symbol" w:hAnsi="Symbol" w:hint="default"/>
+      </w:rPr>
+    </w:lvl>
+    <w:lvl w:ilvl="1" w:tplc="04090003" w:tentative="1">
+      <w:start w:val="1"/>
+      <w:numFmt w:val="bullet"/>
+      <w:lvlText w:val="o"/>
+      <w:lvlJc w:val="left"/>
+      <w:pPr>
+        <w:ind w:left="1620" w:hanging="360"/>
+      </w:pPr>
+      <w:rPr>
+        <w:rFonts w:ascii="Courier New" w:hAnsi="Courier New" w:cs="Courier New" w:hint="default"/>
+      </w:rPr>
+    </w:lvl>
+    <w:lvl w:ilvl="2" w:tplc="04090005" w:tentative="1">
+      <w:start w:val="1"/>
+      <w:numFmt w:val="bullet"/>
+      <w:lvlText w:val=""/>
+      <w:lvlJc w:val="left"/>
+      <w:pPr>
+        <w:ind w:left="2340" w:hanging="360"/>
+      </w:pPr>
+      <w:rPr>
+        <w:rFonts w:ascii="Wingdings" w:hAnsi="Wingdings" w:hint="default"/>
+      </w:rPr>
+    </w:lvl>
+    <w:lvl w:ilvl="3" w:tplc="04090001" w:tentative="1">
+      <w:start w:val="1"/>
+      <w:numFmt w:val="bullet"/>
+      <w:lvlText w:val=""/>
+      <w:lvlJc w:val="left"/>
+      <w:pPr>
+        <w:ind w:left="3060" w:hanging="360"/>
+      </w:pPr>
+      <w:rPr>
+        <w:rFonts w:ascii="Symbol" w:hAnsi="Symbol" w:hint="default"/>
+      </w:rPr>
+    </w:lvl>
+    <w:lvl w:ilvl="4" w:tplc="04090003" w:tentative="1">
+      <w:start w:val="1"/>
+      <w:numFmt w:val="bullet"/>
+      <w:lvlText w:val="o"/>
+      <w:lvlJc w:val="left"/>
+      <w:pPr>
+        <w:ind w:left="3780" w:hanging="360"/>
+      </w:pPr>
+      <w:rPr>
+        <w:rFonts w:ascii="Courier New" w:hAnsi="Courier New" w:cs="Courier New" w:hint="default"/>
+      </w:rPr>
+    </w:lvl>
+    <w:lvl w:ilvl="5" w:tplc="04090005" w:tentative="1">
+      <w:start w:val="1"/>
+      <w:numFmt w:val="bullet"/>
+      <w:lvlText w:val=""/>
+      <w:lvlJc w:val="left"/>
+      <w:pPr>
+        <w:ind w:left="4500" w:hanging="360"/>
+      </w:pPr>
+      <w:rPr>
+        <w:rFonts w:ascii="Wingdings" w:hAnsi="Wingdings" w:hint="default"/>
+      </w:rPr>
+    </w:lvl>
+    <w:lvl w:ilvl="6" w:tplc="04090001" w:tentative="1">
+      <w:start w:val="1"/>
+      <w:numFmt w:val="bullet"/>
+      <w:lvlText w:val=""/>
+      <w:lvlJc w:val="left"/>
+      <w:pPr>
+        <w:ind w:left="5220" w:hanging="360"/>
+      </w:pPr>
+      <w:rPr>
+        <w:rFonts w:ascii="Symbol" w:hAnsi="Symbol" w:hint="default"/>
+      </w:rPr>
+    </w:lvl>
+    <w:lvl w:ilvl="7" w:tplc="04090003" w:tentative="1">
+      <w:start w:val="1"/>
+      <w:numFmt w:val="bullet"/>
+      <w:lvlText w:val="o"/>
+      <w:lvlJc w:val="left"/>
+      <w:pPr>
+        <w:ind w:left="5940" w:hanging="360"/>
+      </w:pPr>
+      <w:rPr>
+        <w:rFonts w:ascii="Courier New" w:hAnsi="Courier New" w:cs="Courier New" w:hint="default"/>
+      </w:rPr>
+    </w:lvl>
+    <w:lvl w:ilvl="8" w:tplc="04090005" w:tentative="1">
+      <w:start w:val="1"/>
+      <w:numFmt w:val="bullet"/>
+      <w:lvlText w:val=""/>
+      <w:lvlJc w:val="left"/>
+      <w:pPr>
+        <w:ind w:left="6660" w:hanging="360"/>
+      </w:pPr>
+      <w:rPr>
+        <w:rFonts w:ascii="Wingdings" w:hAnsi="Wingdings" w:hint="default"/>
+      </w:rPr>
+    </w:lvl>
+  </w:abstractNum>
+  <w:abstractNum w:abstractNumId="1" w15:restartNumberingAfterBreak="0">
+    <w:nsid w:val="2DA959ED"/>
+    <w:multiLevelType w:val="hybridMultilevel"/>
+    <w:tmpl w:val="57BC1DC8"/>
+    <w:lvl w:ilvl="0" w:tplc="04090001">
+      <w:start w:val="1"/>
+      <w:numFmt w:val="bullet"/>
+      <w:lvlText w:val=""/>
+      <w:lvlJc w:val="left"/>
+      <w:pPr>
+        <w:ind w:left="900" w:hanging="360"/>
+      </w:pPr>
+      <w:rPr>
+        <w:rFonts w:ascii="Symbol" w:hAnsi="Symbol" w:hint="default"/>
+      </w:rPr>
+    </w:lvl>
+    <w:lvl w:ilvl="1" w:tplc="04090003" w:tentative="1">
+      <w:start w:val="1"/>
+      <w:numFmt w:val="bullet"/>
+      <w:lvlText w:val="o"/>
+      <w:lvlJc w:val="left"/>
+      <w:pPr>
+        <w:ind w:left="1620" w:hanging="360"/>
+      </w:pPr>
+      <w:rPr>
+        <w:rFonts w:ascii="Courier New" w:hAnsi="Courier New" w:cs="Courier New" w:hint="default"/>
+      </w:rPr>
+    </w:lvl>
+    <w:lvl w:ilvl="2" w:tplc="04090005" w:tentative="1">
+      <w:start w:val="1"/>
+      <w:numFmt w:val="bullet"/>
+      <w:lvlText w:val=""/>
+      <w:lvlJc w:val="left"/>
+      <w:pPr>
+        <w:ind w:left="2340" w:hanging="360"/>
+      </w:pPr>
+      <w:rPr>
+        <w:rFonts w:ascii="Wingdings" w:hAnsi="Wingdings" w:hint="default"/>
+      </w:rPr>
+    </w:lvl>
+    <w:lvl w:ilvl="3" w:tplc="04090001" w:tentative="1">
+      <w:start w:val="1"/>
+      <w:numFmt w:val="bullet"/>
+      <w:lvlText w:val=""/>
+      <w:lvlJc w:val="left"/>
+      <w:pPr>
+        <w:ind w:left="3060" w:hanging="360"/>
+      </w:pPr>
+      <w:rPr>
+        <w:rFonts w:ascii="Symbol" w:hAnsi="Symbol" w:hint="default"/>
+      </w:rPr>
+    </w:lvl>
+    <w:lvl w:ilvl="4" w:tplc="04090003" w:tentative="1">
+      <w:start w:val="1"/>
+      <w:numFmt w:val="bullet"/>
+      <w:lvlText w:val="o"/>
+      <w:lvlJc w:val="left"/>
+      <w:pPr>
+        <w:ind w:left="3780" w:hanging="360"/>
+      </w:pPr>
+      <w:rPr>
+        <w:rFonts w:ascii="Courier New" w:hAnsi="Courier New" w:cs="Courier New" w:hint="default"/>
+      </w:rPr>
+    </w:lvl>
+    <w:lvl w:ilvl="5" w:tplc="04090005" w:tentative="1">
+      <w:start w:val="1"/>
+      <w:numFmt w:val="bullet"/>
+      <w:lvlText w:val=""/>
+      <w:lvlJc w:val="left"/>
+      <w:pPr>
+        <w:ind w:left="4500" w:hanging="360"/>
+      </w:pPr>
+      <w:rPr>
+        <w:rFonts w:ascii="Wingdings" w:hAnsi="Wingdings" w:hint="default"/>
+      </w:rPr>
+    </w:lvl>
+    <w:lvl w:ilvl="6" w:tplc="04090001" w:tentative="1">
+      <w:start w:val="1"/>
+      <w:numFmt w:val="bullet"/>
+      <w:lvlText w:val=""/>
+      <w:lvlJc w:val="left"/>
+      <w:pPr>
+        <w:ind w:left="5220" w:hanging="360"/>
+      </w:pPr>
+      <w:rPr>
+        <w:rFonts w:ascii="Symbol" w:hAnsi="Symbol" w:hint="default"/>
+      </w:rPr>
+    </w:lvl>
+    <w:lvl w:ilvl="7" w:tplc="04090003" w:tentative="1">
+      <w:start w:val="1"/>
+      <w:numFmt w:val="bullet"/>
+      <w:lvlText w:val="o"/>
+      <w:lvlJc w:val="left"/>
+      <w:pPr>
+        <w:ind w:left="5940" w:hanging="360"/>
+      </w:pPr>
+      <w:rPr>
+        <w:rFonts w:ascii="Courier New" w:hAnsi="Courier New" w:cs="Courier New" w:hint="default"/>
+      </w:rPr>
+    </w:lvl>
+    <w:lvl w:ilvl="8" w:tplc="04090005" w:tentative="1">
+      <w:start w:val="1"/>
+      <w:numFmt w:val="bullet"/>
+      <w:lvlText w:val=""/>
+      <w:lvlJc w:val="left"/>
+      <w:pPr>
+        <w:ind w:left="6660" w:hanging="360"/>
+      </w:pPr>
+      <w:rPr>
+        <w:rFonts w:ascii="Wingdings" w:hAnsi="Wingdings" w:hint="default"/>
+      </w:rPr>
+    </w:lvl>
+  </w:abstractNum>
+  <w:abstractNum w:abstractNumId="2" w15:restartNumberingAfterBreak="0">
     <w:nsid w:val="4E04328B"/>
     <w:multiLevelType w:val="hybridMultilevel"/>
     <w:tmpl w:val="8952AC28"/>
@@ -12078,7 +10557,13 @@
     </w:lvl>
   </w:abstractNum>
   <w:num w:numId="1">
+    <w:abstractNumId w:val="2"/>
+  </w:num>
+  <w:num w:numId="2">
     <w:abstractNumId w:val="0"/>
+  </w:num>
+  <w:num w:numId="3">
+    <w:abstractNumId w:val="1"/>
   </w:num>
 </w:numbering>
 </file>
@@ -12621,6 +11106,17 @@
       </w:tblCellMar>
     </w:tblPr>
   </w:style>
+  <w:style w:type="paragraph" w:styleId="ListParagraph">
+    <w:name w:val="List Paragraph"/>
+    <w:basedOn w:val="Normal"/>
+    <w:uiPriority w:val="34"/>
+    <w:qFormat/>
+    <w:rsid w:val="00865935"/>
+    <w:pPr>
+      <w:ind w:left="720"/>
+      <w:contextualSpacing/>
+    </w:pPr>
+  </w:style>
 </w:styles>
 </file>
 
